--- a/6-过程管理/流程制度规范类文件/TJTY-ITSS-0609-运维服务服务可用性和连续性管理制度.docx
+++ b/6-过程管理/流程制度规范类文件/TJTY-ITSS-0609-运维服务服务可用性和连续性管理制度.docx
@@ -25,7 +25,6 @@
           <w:lang w:val="en-US" w:eastAsia="zh-CN"/>
         </w:rPr>
       </w:pPr>
-      <w:bookmarkStart w:id="61" w:name="_GoBack"/>
       <w:bookmarkStart w:id="0" w:name="_Toc3156"/>
       <w:r>
         <w:rPr>
@@ -6862,6 +6861,205 @@
             <w:insideH w:val="none" w:color="auto" w:sz="0" w:space="0"/>
             <w:insideV w:val="none" w:color="auto" w:sz="0" w:space="0"/>
           </w:tblBorders>
+          <w:tblCellMar>
+            <w:top w:w="15" w:type="dxa"/>
+            <w:left w:w="15" w:type="dxa"/>
+            <w:bottom w:w="15" w:type="dxa"/>
+            <w:right w:w="15" w:type="dxa"/>
+          </w:tblCellMar>
+        </w:tblPrEx>
+        <w:trPr>
+          <w:trHeight w:val="0" w:hRule="atLeast"/>
+          <w:jc w:val="center"/>
+        </w:trPr>
+        <w:tc>
+          <w:tcPr>
+            <w:tcW w:w="1152" w:type="dxa"/>
+            <w:tcBorders>
+              <w:top w:val="single" w:color="auto" w:sz="4" w:space="0"/>
+              <w:left w:val="single" w:color="auto" w:sz="12" w:space="0"/>
+              <w:bottom w:val="nil"/>
+              <w:right w:val="nil"/>
+            </w:tcBorders>
+            <w:shd w:val="clear" w:color="auto" w:fill="auto"/>
+            <w:noWrap w:val="0"/>
+            <w:tcMar>
+              <w:top w:w="150" w:type="dxa"/>
+              <w:left w:w="-1" w:type="dxa"/>
+              <w:bottom w:w="150" w:type="dxa"/>
+              <w:right w:w="240" w:type="dxa"/>
+            </w:tcMar>
+            <w:vAlign w:val="center"/>
+          </w:tcPr>
+          <w:p>
+            <w:pPr>
+              <w:keepNext w:val="0"/>
+              <w:keepLines w:val="0"/>
+              <w:widowControl/>
+              <w:suppressLineNumbers w:val="0"/>
+              <w:snapToGrid w:val="0"/>
+              <w:spacing w:line="240" w:lineRule="auto"/>
+              <w:ind w:left="0" w:leftChars="0" w:right="0" w:rightChars="0" w:firstLine="0" w:firstLineChars="0"/>
+              <w:jc w:val="center"/>
+              <w:rPr>
+                <w:rFonts w:hint="default" w:ascii="Segoe UI" w:hAnsi="Segoe UI" w:eastAsia="Segoe UI" w:cs="Segoe UI"/>
+                <w:i w:val="0"/>
+                <w:iCs w:val="0"/>
+                <w:caps w:val="0"/>
+                <w:color w:val="0F1115"/>
+                <w:spacing w:val="0"/>
+                <w:sz w:val="22"/>
+                <w:szCs w:val="22"/>
+              </w:rPr>
+            </w:pPr>
+            <w:r>
+              <w:rPr>
+                <w:rStyle w:val="25"/>
+                <w:rFonts w:hint="default" w:ascii="Segoe UI" w:hAnsi="Segoe UI" w:eastAsia="Segoe UI" w:cs="Segoe UI"/>
+                <w:b/>
+                <w:bCs/>
+                <w:i w:val="0"/>
+                <w:iCs w:val="0"/>
+                <w:caps w:val="0"/>
+                <w:snapToGrid w:val="0"/>
+                <w:color w:val="000000"/>
+                <w:spacing w:val="0"/>
+                <w:kern w:val="0"/>
+                <w:sz w:val="22"/>
+                <w:szCs w:val="22"/>
+                <w:lang w:val="en-US" w:eastAsia="zh-CN" w:bidi="ar"/>
+              </w:rPr>
+              <w:t>关键服务</w:t>
+            </w:r>
+          </w:p>
+        </w:tc>
+        <w:tc>
+          <w:tcPr>
+            <w:tcW w:w="2506" w:type="dxa"/>
+            <w:tcBorders>
+              <w:top w:val="single" w:color="auto" w:sz="4" w:space="0"/>
+              <w:left w:val="single" w:color="auto" w:sz="4" w:space="0"/>
+              <w:bottom w:val="nil"/>
+              <w:right w:val="nil"/>
+            </w:tcBorders>
+            <w:shd w:val="clear" w:color="auto" w:fill="auto"/>
+            <w:noWrap w:val="0"/>
+            <w:tcMar>
+              <w:top w:w="150" w:type="dxa"/>
+              <w:left w:w="240" w:type="dxa"/>
+              <w:bottom w:w="150" w:type="dxa"/>
+              <w:right w:w="240" w:type="dxa"/>
+            </w:tcMar>
+            <w:vAlign w:val="center"/>
+          </w:tcPr>
+          <w:p>
+            <w:pPr>
+              <w:keepNext w:val="0"/>
+              <w:keepLines w:val="0"/>
+              <w:widowControl/>
+              <w:suppressLineNumbers w:val="0"/>
+              <w:snapToGrid w:val="0"/>
+              <w:spacing w:line="240" w:lineRule="auto"/>
+              <w:ind w:left="0" w:leftChars="0" w:right="0" w:rightChars="0" w:firstLine="0" w:firstLineChars="0"/>
+              <w:jc w:val="left"/>
+              <w:rPr>
+                <w:rFonts w:hint="default" w:ascii="Segoe UI" w:hAnsi="Segoe UI" w:eastAsia="Segoe UI" w:cs="Segoe UI"/>
+                <w:i w:val="0"/>
+                <w:iCs w:val="0"/>
+                <w:caps w:val="0"/>
+                <w:color w:val="0F1115"/>
+                <w:spacing w:val="0"/>
+                <w:sz w:val="22"/>
+                <w:szCs w:val="22"/>
+              </w:rPr>
+            </w:pPr>
+            <w:r>
+              <w:rPr>
+                <w:rFonts w:hint="default" w:ascii="Segoe UI" w:hAnsi="Segoe UI" w:eastAsia="Segoe UI" w:cs="Segoe UI"/>
+                <w:i w:val="0"/>
+                <w:iCs w:val="0"/>
+                <w:caps w:val="0"/>
+                <w:snapToGrid w:val="0"/>
+                <w:color w:val="000000"/>
+                <w:spacing w:val="0"/>
+                <w:kern w:val="0"/>
+                <w:sz w:val="22"/>
+                <w:szCs w:val="22"/>
+                <w:lang w:val="en-US" w:eastAsia="zh-CN" w:bidi="ar"/>
+              </w:rPr>
+              <w:t>核心运维服务</w:t>
+            </w:r>
+          </w:p>
+        </w:tc>
+        <w:tc>
+          <w:tcPr>
+            <w:tcW w:w="4864" w:type="dxa"/>
+            <w:tcBorders>
+              <w:top w:val="single" w:color="auto" w:sz="4" w:space="0"/>
+              <w:left w:val="single" w:color="auto" w:sz="4" w:space="0"/>
+              <w:bottom w:val="nil"/>
+              <w:right w:val="single" w:color="auto" w:sz="12" w:space="0"/>
+            </w:tcBorders>
+            <w:shd w:val="clear" w:color="auto" w:fill="auto"/>
+            <w:noWrap w:val="0"/>
+            <w:tcMar>
+              <w:top w:w="150" w:type="dxa"/>
+              <w:left w:w="240" w:type="dxa"/>
+              <w:bottom w:w="150" w:type="dxa"/>
+              <w:right w:w="-1" w:type="dxa"/>
+            </w:tcMar>
+            <w:vAlign w:val="center"/>
+          </w:tcPr>
+          <w:p>
+            <w:pPr>
+              <w:keepNext w:val="0"/>
+              <w:keepLines w:val="0"/>
+              <w:widowControl/>
+              <w:suppressLineNumbers w:val="0"/>
+              <w:snapToGrid w:val="0"/>
+              <w:spacing w:line="240" w:lineRule="auto"/>
+              <w:ind w:left="0" w:leftChars="0" w:right="0" w:rightChars="0" w:firstLine="0" w:firstLineChars="0"/>
+              <w:jc w:val="left"/>
+              <w:rPr>
+                <w:rFonts w:hint="default" w:ascii="Segoe UI" w:hAnsi="Segoe UI" w:eastAsia="Segoe UI" w:cs="Segoe UI"/>
+                <w:i w:val="0"/>
+                <w:iCs w:val="0"/>
+                <w:caps w:val="0"/>
+                <w:color w:val="0F1115"/>
+                <w:spacing w:val="0"/>
+                <w:sz w:val="22"/>
+                <w:szCs w:val="22"/>
+              </w:rPr>
+            </w:pPr>
+            <w:r>
+              <w:rPr>
+                <w:rFonts w:hint="default" w:ascii="Segoe UI" w:hAnsi="Segoe UI" w:eastAsia="Segoe UI" w:cs="Segoe UI"/>
+                <w:i w:val="0"/>
+                <w:iCs w:val="0"/>
+                <w:caps w:val="0"/>
+                <w:snapToGrid w:val="0"/>
+                <w:color w:val="000000"/>
+                <w:spacing w:val="0"/>
+                <w:kern w:val="0"/>
+                <w:sz w:val="22"/>
+                <w:szCs w:val="22"/>
+                <w:lang w:val="en-US" w:eastAsia="zh-CN" w:bidi="ar"/>
+              </w:rPr>
+              <w:t>ERP系统服务、金蝶云星空服务、硬件巡检服务</w:t>
+            </w:r>
+          </w:p>
+        </w:tc>
+      </w:tr>
+      <w:tr>
+        <w:tblPrEx>
+          <w:tblBorders>
+            <w:top w:val="none" w:color="auto" w:sz="0" w:space="0"/>
+            <w:left w:val="none" w:color="auto" w:sz="0" w:space="0"/>
+            <w:bottom w:val="none" w:color="auto" w:sz="0" w:space="0"/>
+            <w:right w:val="none" w:color="auto" w:sz="0" w:space="0"/>
+            <w:insideH w:val="none" w:color="auto" w:sz="0" w:space="0"/>
+            <w:insideV w:val="none" w:color="auto" w:sz="0" w:space="0"/>
+          </w:tblBorders>
           <w:shd w:val="clear" w:color="auto" w:fill="auto"/>
           <w:tblCellMar>
             <w:top w:w="15" w:type="dxa"/>
@@ -6931,205 +7129,6 @@
                 <w:szCs w:val="22"/>
                 <w:lang w:val="en-US" w:eastAsia="zh-CN" w:bidi="ar"/>
               </w:rPr>
-              <w:t>关键服务</w:t>
-            </w:r>
-          </w:p>
-        </w:tc>
-        <w:tc>
-          <w:tcPr>
-            <w:tcW w:w="2506" w:type="dxa"/>
-            <w:tcBorders>
-              <w:top w:val="single" w:color="auto" w:sz="4" w:space="0"/>
-              <w:left w:val="single" w:color="auto" w:sz="4" w:space="0"/>
-              <w:bottom w:val="nil"/>
-              <w:right w:val="nil"/>
-            </w:tcBorders>
-            <w:shd w:val="clear" w:color="auto" w:fill="auto"/>
-            <w:noWrap w:val="0"/>
-            <w:tcMar>
-              <w:top w:w="150" w:type="dxa"/>
-              <w:left w:w="240" w:type="dxa"/>
-              <w:bottom w:w="150" w:type="dxa"/>
-              <w:right w:w="240" w:type="dxa"/>
-            </w:tcMar>
-            <w:vAlign w:val="center"/>
-          </w:tcPr>
-          <w:p>
-            <w:pPr>
-              <w:keepNext w:val="0"/>
-              <w:keepLines w:val="0"/>
-              <w:widowControl/>
-              <w:suppressLineNumbers w:val="0"/>
-              <w:snapToGrid w:val="0"/>
-              <w:spacing w:line="240" w:lineRule="auto"/>
-              <w:ind w:left="0" w:leftChars="0" w:right="0" w:rightChars="0" w:firstLine="0" w:firstLineChars="0"/>
-              <w:jc w:val="left"/>
-              <w:rPr>
-                <w:rFonts w:hint="default" w:ascii="Segoe UI" w:hAnsi="Segoe UI" w:eastAsia="Segoe UI" w:cs="Segoe UI"/>
-                <w:i w:val="0"/>
-                <w:iCs w:val="0"/>
-                <w:caps w:val="0"/>
-                <w:color w:val="0F1115"/>
-                <w:spacing w:val="0"/>
-                <w:sz w:val="22"/>
-                <w:szCs w:val="22"/>
-              </w:rPr>
-            </w:pPr>
-            <w:r>
-              <w:rPr>
-                <w:rFonts w:hint="default" w:ascii="Segoe UI" w:hAnsi="Segoe UI" w:eastAsia="Segoe UI" w:cs="Segoe UI"/>
-                <w:i w:val="0"/>
-                <w:iCs w:val="0"/>
-                <w:caps w:val="0"/>
-                <w:snapToGrid w:val="0"/>
-                <w:color w:val="000000"/>
-                <w:spacing w:val="0"/>
-                <w:kern w:val="0"/>
-                <w:sz w:val="22"/>
-                <w:szCs w:val="22"/>
-                <w:lang w:val="en-US" w:eastAsia="zh-CN" w:bidi="ar"/>
-              </w:rPr>
-              <w:t>核心运维服务</w:t>
-            </w:r>
-          </w:p>
-        </w:tc>
-        <w:tc>
-          <w:tcPr>
-            <w:tcW w:w="4864" w:type="dxa"/>
-            <w:tcBorders>
-              <w:top w:val="single" w:color="auto" w:sz="4" w:space="0"/>
-              <w:left w:val="single" w:color="auto" w:sz="4" w:space="0"/>
-              <w:bottom w:val="nil"/>
-              <w:right w:val="single" w:color="auto" w:sz="12" w:space="0"/>
-            </w:tcBorders>
-            <w:shd w:val="clear" w:color="auto" w:fill="auto"/>
-            <w:noWrap w:val="0"/>
-            <w:tcMar>
-              <w:top w:w="150" w:type="dxa"/>
-              <w:left w:w="240" w:type="dxa"/>
-              <w:bottom w:w="150" w:type="dxa"/>
-              <w:right w:w="-1" w:type="dxa"/>
-            </w:tcMar>
-            <w:vAlign w:val="center"/>
-          </w:tcPr>
-          <w:p>
-            <w:pPr>
-              <w:keepNext w:val="0"/>
-              <w:keepLines w:val="0"/>
-              <w:widowControl/>
-              <w:suppressLineNumbers w:val="0"/>
-              <w:snapToGrid w:val="0"/>
-              <w:spacing w:line="240" w:lineRule="auto"/>
-              <w:ind w:left="0" w:leftChars="0" w:right="0" w:rightChars="0" w:firstLine="0" w:firstLineChars="0"/>
-              <w:jc w:val="left"/>
-              <w:rPr>
-                <w:rFonts w:hint="default" w:ascii="Segoe UI" w:hAnsi="Segoe UI" w:eastAsia="Segoe UI" w:cs="Segoe UI"/>
-                <w:i w:val="0"/>
-                <w:iCs w:val="0"/>
-                <w:caps w:val="0"/>
-                <w:color w:val="0F1115"/>
-                <w:spacing w:val="0"/>
-                <w:sz w:val="22"/>
-                <w:szCs w:val="22"/>
-              </w:rPr>
-            </w:pPr>
-            <w:r>
-              <w:rPr>
-                <w:rFonts w:hint="default" w:ascii="Segoe UI" w:hAnsi="Segoe UI" w:eastAsia="Segoe UI" w:cs="Segoe UI"/>
-                <w:i w:val="0"/>
-                <w:iCs w:val="0"/>
-                <w:caps w:val="0"/>
-                <w:snapToGrid w:val="0"/>
-                <w:color w:val="000000"/>
-                <w:spacing w:val="0"/>
-                <w:kern w:val="0"/>
-                <w:sz w:val="22"/>
-                <w:szCs w:val="22"/>
-                <w:lang w:val="en-US" w:eastAsia="zh-CN" w:bidi="ar"/>
-              </w:rPr>
-              <w:t>ERP系统服务、金蝶云星空服务、硬件巡检服务</w:t>
-            </w:r>
-          </w:p>
-        </w:tc>
-      </w:tr>
-      <w:tr>
-        <w:tblPrEx>
-          <w:tblBorders>
-            <w:top w:val="none" w:color="auto" w:sz="0" w:space="0"/>
-            <w:left w:val="none" w:color="auto" w:sz="0" w:space="0"/>
-            <w:bottom w:val="none" w:color="auto" w:sz="0" w:space="0"/>
-            <w:right w:val="none" w:color="auto" w:sz="0" w:space="0"/>
-            <w:insideH w:val="none" w:color="auto" w:sz="0" w:space="0"/>
-            <w:insideV w:val="none" w:color="auto" w:sz="0" w:space="0"/>
-          </w:tblBorders>
-          <w:tblCellMar>
-            <w:top w:w="15" w:type="dxa"/>
-            <w:left w:w="15" w:type="dxa"/>
-            <w:bottom w:w="15" w:type="dxa"/>
-            <w:right w:w="15" w:type="dxa"/>
-          </w:tblCellMar>
-        </w:tblPrEx>
-        <w:trPr>
-          <w:trHeight w:val="0" w:hRule="atLeast"/>
-          <w:jc w:val="center"/>
-        </w:trPr>
-        <w:tc>
-          <w:tcPr>
-            <w:tcW w:w="1152" w:type="dxa"/>
-            <w:tcBorders>
-              <w:top w:val="single" w:color="auto" w:sz="4" w:space="0"/>
-              <w:left w:val="single" w:color="auto" w:sz="12" w:space="0"/>
-              <w:bottom w:val="nil"/>
-              <w:right w:val="nil"/>
-            </w:tcBorders>
-            <w:shd w:val="clear" w:color="auto" w:fill="auto"/>
-            <w:noWrap w:val="0"/>
-            <w:tcMar>
-              <w:top w:w="150" w:type="dxa"/>
-              <w:left w:w="-1" w:type="dxa"/>
-              <w:bottom w:w="150" w:type="dxa"/>
-              <w:right w:w="240" w:type="dxa"/>
-            </w:tcMar>
-            <w:vAlign w:val="center"/>
-          </w:tcPr>
-          <w:p>
-            <w:pPr>
-              <w:keepNext w:val="0"/>
-              <w:keepLines w:val="0"/>
-              <w:widowControl/>
-              <w:suppressLineNumbers w:val="0"/>
-              <w:snapToGrid w:val="0"/>
-              <w:spacing w:line="240" w:lineRule="auto"/>
-              <w:ind w:left="0" w:leftChars="0" w:right="0" w:rightChars="0" w:firstLine="0" w:firstLineChars="0"/>
-              <w:jc w:val="center"/>
-              <w:rPr>
-                <w:rFonts w:hint="default" w:ascii="Segoe UI" w:hAnsi="Segoe UI" w:eastAsia="Segoe UI" w:cs="Segoe UI"/>
-                <w:i w:val="0"/>
-                <w:iCs w:val="0"/>
-                <w:caps w:val="0"/>
-                <w:color w:val="0F1115"/>
-                <w:spacing w:val="0"/>
-                <w:sz w:val="22"/>
-                <w:szCs w:val="22"/>
-              </w:rPr>
-            </w:pPr>
-            <w:r>
-              <w:rPr>
-                <w:rStyle w:val="25"/>
-                <w:rFonts w:hint="default" w:ascii="Segoe UI" w:hAnsi="Segoe UI" w:eastAsia="Segoe UI" w:cs="Segoe UI"/>
-                <w:b/>
-                <w:bCs/>
-                <w:i w:val="0"/>
-                <w:iCs w:val="0"/>
-                <w:caps w:val="0"/>
-                <w:snapToGrid w:val="0"/>
-                <w:color w:val="000000"/>
-                <w:spacing w:val="0"/>
-                <w:kern w:val="0"/>
-                <w:sz w:val="22"/>
-                <w:szCs w:val="22"/>
-                <w:lang w:val="en-US" w:eastAsia="zh-CN" w:bidi="ar"/>
-              </w:rPr>
               <w:t>基础设施</w:t>
             </w:r>
           </w:p>
@@ -7261,6 +7260,7 @@
             <w:insideH w:val="none" w:color="auto" w:sz="0" w:space="0"/>
             <w:insideV w:val="none" w:color="auto" w:sz="0" w:space="0"/>
           </w:tblBorders>
+          <w:shd w:val="clear" w:color="auto" w:fill="auto"/>
           <w:tblCellMar>
             <w:top w:w="15" w:type="dxa"/>
             <w:left w:w="15" w:type="dxa"/>
@@ -7660,6 +7660,7 @@
             <w:insideH w:val="none" w:color="auto" w:sz="0" w:space="0"/>
             <w:insideV w:val="none" w:color="auto" w:sz="0" w:space="0"/>
           </w:tblBorders>
+          <w:shd w:val="clear" w:color="auto" w:fill="auto"/>
           <w:tblCellMar>
             <w:top w:w="15" w:type="dxa"/>
             <w:left w:w="15" w:type="dxa"/>
@@ -8314,6 +8315,12 @@
             <w:insideV w:val="none" w:color="auto" w:sz="0" w:space="0"/>
           </w:tblBorders>
           <w:shd w:val="clear" w:color="auto" w:fill="auto"/>
+          <w:tblCellMar>
+            <w:top w:w="15" w:type="dxa"/>
+            <w:left w:w="15" w:type="dxa"/>
+            <w:bottom w:w="15" w:type="dxa"/>
+            <w:right w:w="15" w:type="dxa"/>
+          </w:tblCellMar>
         </w:tblPrEx>
         <w:trPr>
           <w:trHeight w:val="0" w:hRule="atLeast"/>
@@ -8868,6 +8875,7 @@
             <w:insideH w:val="none" w:color="auto" w:sz="0" w:space="0"/>
             <w:insideV w:val="none" w:color="auto" w:sz="0" w:space="0"/>
           </w:tblBorders>
+          <w:shd w:val="clear" w:color="auto" w:fill="auto"/>
           <w:tblCellMar>
             <w:top w:w="15" w:type="dxa"/>
             <w:left w:w="15" w:type="dxa"/>
@@ -9006,6 +9014,7 @@
             <w:insideH w:val="none" w:color="auto" w:sz="0" w:space="0"/>
             <w:insideV w:val="none" w:color="auto" w:sz="0" w:space="0"/>
           </w:tblBorders>
+          <w:shd w:val="clear" w:color="auto" w:fill="auto"/>
           <w:tblCellMar>
             <w:top w:w="15" w:type="dxa"/>
             <w:left w:w="15" w:type="dxa"/>
@@ -9144,7 +9153,6 @@
             <w:insideH w:val="none" w:color="auto" w:sz="0" w:space="0"/>
             <w:insideV w:val="none" w:color="auto" w:sz="0" w:space="0"/>
           </w:tblBorders>
-          <w:shd w:val="clear" w:color="auto" w:fill="auto"/>
           <w:tblCellMar>
             <w:top w:w="15" w:type="dxa"/>
             <w:left w:w="15" w:type="dxa"/>
@@ -9422,6 +9430,7 @@
             <w:insideH w:val="none" w:color="auto" w:sz="0" w:space="0"/>
             <w:insideV w:val="none" w:color="auto" w:sz="0" w:space="0"/>
           </w:tblBorders>
+          <w:shd w:val="clear" w:color="auto" w:fill="auto"/>
           <w:tblCellMar>
             <w:top w:w="15" w:type="dxa"/>
             <w:left w:w="15" w:type="dxa"/>
@@ -10429,7 +10438,6 @@
             <w:insideH w:val="none" w:color="auto" w:sz="0" w:space="0"/>
             <w:insideV w:val="none" w:color="auto" w:sz="0" w:space="0"/>
           </w:tblBorders>
-          <w:shd w:val="clear" w:color="auto" w:fill="auto"/>
           <w:tblCellMar>
             <w:top w:w="15" w:type="dxa"/>
             <w:left w:w="15" w:type="dxa"/>
@@ -10899,7 +10907,6 @@
             <w:insideH w:val="none" w:color="auto" w:sz="0" w:space="0"/>
             <w:insideV w:val="none" w:color="auto" w:sz="0" w:space="0"/>
           </w:tblBorders>
-          <w:shd w:val="clear" w:color="auto" w:fill="auto"/>
           <w:tblCellMar>
             <w:top w:w="15" w:type="dxa"/>
             <w:left w:w="15" w:type="dxa"/>
@@ -11103,7 +11110,6 @@
             <w:insideH w:val="none" w:color="auto" w:sz="0" w:space="0"/>
             <w:insideV w:val="none" w:color="auto" w:sz="0" w:space="0"/>
           </w:tblBorders>
-          <w:shd w:val="clear" w:color="auto" w:fill="auto"/>
           <w:tblCellMar>
             <w:top w:w="15" w:type="dxa"/>
             <w:left w:w="15" w:type="dxa"/>
@@ -11300,7 +11306,6 @@
             <w:insideH w:val="none" w:color="auto" w:sz="0" w:space="0"/>
             <w:insideV w:val="none" w:color="auto" w:sz="0" w:space="0"/>
           </w:tblBorders>
-          <w:shd w:val="clear" w:color="auto" w:fill="auto"/>
           <w:tblCellMar>
             <w:top w:w="15" w:type="dxa"/>
             <w:left w:w="15" w:type="dxa"/>
@@ -11497,7 +11502,6 @@
             <w:insideH w:val="none" w:color="auto" w:sz="0" w:space="0"/>
             <w:insideV w:val="none" w:color="auto" w:sz="0" w:space="0"/>
           </w:tblBorders>
-          <w:shd w:val="clear" w:color="auto" w:fill="auto"/>
           <w:tblCellMar>
             <w:top w:w="15" w:type="dxa"/>
             <w:left w:w="15" w:type="dxa"/>
@@ -11694,7 +11698,6 @@
             <w:insideH w:val="none" w:color="auto" w:sz="0" w:space="0"/>
             <w:insideV w:val="none" w:color="auto" w:sz="0" w:space="0"/>
           </w:tblBorders>
-          <w:shd w:val="clear" w:color="auto" w:fill="auto"/>
           <w:tblCellMar>
             <w:top w:w="15" w:type="dxa"/>
             <w:left w:w="15" w:type="dxa"/>
@@ -12868,6 +12871,7 @@
             <w:insideH w:val="none" w:color="auto" w:sz="0" w:space="0"/>
             <w:insideV w:val="none" w:color="auto" w:sz="0" w:space="0"/>
           </w:tblBorders>
+          <w:shd w:val="clear" w:color="auto" w:fill="auto"/>
           <w:tblCellMar>
             <w:top w:w="15" w:type="dxa"/>
             <w:left w:w="15" w:type="dxa"/>
@@ -14242,6 +14246,7 @@
         </w:rPr>
         <w:object>
           <v:shape id="_x0000_i1025" o:spt="75" type="#_x0000_t75" style="height:296.25pt;width:136.5pt;" o:ole="t" filled="f" o:preferrelative="t" stroked="f" coordsize="21600,21600">
+            <v:path/>
             <v:fill on="f" focussize="0,0"/>
             <v:stroke on="f"/>
             <v:imagedata r:id="rId7" o:title=""/>
@@ -14692,6 +14697,7 @@
     </w:p>
     <w:tbl>
       <w:tblPr>
+        <w:tblStyle w:val="22"/>
         <w:tblW w:w="8522" w:type="dxa"/>
         <w:jc w:val="center"/>
         <w:tblBorders>
@@ -14725,6 +14731,7 @@
             <w:insideH w:val="none" w:color="auto" w:sz="0" w:space="0"/>
             <w:insideV w:val="none" w:color="auto" w:sz="0" w:space="0"/>
           </w:tblBorders>
+          <w:shd w:val="clear" w:color="auto" w:fill="auto"/>
           <w:tblCellMar>
             <w:top w:w="15" w:type="dxa"/>
             <w:left w:w="15" w:type="dxa"/>
@@ -14791,7 +14798,6 @@
                 <w:kern w:val="0"/>
                 <w:sz w:val="22"/>
                 <w:szCs w:val="22"/>
-                <w:bdr w:val="none" w:color="auto" w:sz="0" w:space="0"/>
                 <w:lang w:val="en-US" w:eastAsia="zh-CN" w:bidi="ar"/>
               </w:rPr>
               <w:t>风险类别</w:t>
@@ -14852,7 +14858,6 @@
                 <w:kern w:val="0"/>
                 <w:sz w:val="22"/>
                 <w:szCs w:val="22"/>
-                <w:bdr w:val="none" w:color="auto" w:sz="0" w:space="0"/>
                 <w:lang w:val="en-US" w:eastAsia="zh-CN" w:bidi="ar"/>
               </w:rPr>
               <w:t>风险示例</w:t>
@@ -14870,7 +14875,6 @@
             <w:insideH w:val="none" w:color="auto" w:sz="0" w:space="0"/>
             <w:insideV w:val="none" w:color="auto" w:sz="0" w:space="0"/>
           </w:tblBorders>
-          <w:shd w:val="clear" w:color="auto" w:fill="auto"/>
           <w:tblCellMar>
             <w:top w:w="15" w:type="dxa"/>
             <w:left w:w="15" w:type="dxa"/>
@@ -14937,7 +14941,6 @@
                 <w:kern w:val="0"/>
                 <w:sz w:val="22"/>
                 <w:szCs w:val="22"/>
-                <w:bdr w:val="none" w:color="auto" w:sz="0" w:space="0"/>
                 <w:lang w:val="en-US" w:eastAsia="zh-CN" w:bidi="ar"/>
               </w:rPr>
               <w:t>技术风险</w:t>
@@ -14996,7 +14999,6 @@
                 <w:kern w:val="0"/>
                 <w:sz w:val="22"/>
                 <w:szCs w:val="22"/>
-                <w:bdr w:val="none" w:color="auto" w:sz="0" w:space="0"/>
                 <w:lang w:val="en-US" w:eastAsia="zh-CN" w:bidi="ar"/>
               </w:rPr>
               <w:t>硬件故障、软件缺陷、网络中断、电力故障、数据损坏</w:t>
@@ -15080,7 +15082,6 @@
                 <w:kern w:val="0"/>
                 <w:sz w:val="22"/>
                 <w:szCs w:val="22"/>
-                <w:bdr w:val="none" w:color="auto" w:sz="0" w:space="0"/>
                 <w:lang w:val="en-US" w:eastAsia="zh-CN" w:bidi="ar"/>
               </w:rPr>
               <w:t>环境风险</w:t>
@@ -15139,7 +15140,6 @@
                 <w:kern w:val="0"/>
                 <w:sz w:val="22"/>
                 <w:szCs w:val="22"/>
-                <w:bdr w:val="none" w:color="auto" w:sz="0" w:space="0"/>
                 <w:lang w:val="en-US" w:eastAsia="zh-CN" w:bidi="ar"/>
               </w:rPr>
               <w:t>火灾、水灾、雷击、温湿度异常、物理入侵</w:t>
@@ -15157,7 +15157,6 @@
             <w:insideH w:val="none" w:color="auto" w:sz="0" w:space="0"/>
             <w:insideV w:val="none" w:color="auto" w:sz="0" w:space="0"/>
           </w:tblBorders>
-          <w:shd w:val="clear" w:color="auto" w:fill="auto"/>
           <w:tblCellMar>
             <w:top w:w="15" w:type="dxa"/>
             <w:left w:w="15" w:type="dxa"/>
@@ -15224,7 +15223,6 @@
                 <w:kern w:val="0"/>
                 <w:sz w:val="22"/>
                 <w:szCs w:val="22"/>
-                <w:bdr w:val="none" w:color="auto" w:sz="0" w:space="0"/>
                 <w:lang w:val="en-US" w:eastAsia="zh-CN" w:bidi="ar"/>
               </w:rPr>
               <w:t>人员风险</w:t>
@@ -15283,7 +15281,6 @@
                 <w:kern w:val="0"/>
                 <w:sz w:val="22"/>
                 <w:szCs w:val="22"/>
-                <w:bdr w:val="none" w:color="auto" w:sz="0" w:space="0"/>
                 <w:lang w:val="en-US" w:eastAsia="zh-CN" w:bidi="ar"/>
               </w:rPr>
               <w:t>关键人员离职、操作失误、恶意破坏</w:t>
@@ -15367,7 +15364,6 @@
                 <w:kern w:val="0"/>
                 <w:sz w:val="22"/>
                 <w:szCs w:val="22"/>
-                <w:bdr w:val="none" w:color="auto" w:sz="0" w:space="0"/>
                 <w:lang w:val="en-US" w:eastAsia="zh-CN" w:bidi="ar"/>
               </w:rPr>
               <w:t>供应商风险</w:t>
@@ -15426,7 +15422,6 @@
                 <w:kern w:val="0"/>
                 <w:sz w:val="22"/>
                 <w:szCs w:val="22"/>
-                <w:bdr w:val="none" w:color="auto" w:sz="0" w:space="0"/>
                 <w:lang w:val="en-US" w:eastAsia="zh-CN" w:bidi="ar"/>
               </w:rPr>
               <w:t>供应商停业、服务中断、产品质量问题</w:t>
@@ -15444,7 +15439,6 @@
             <w:insideH w:val="none" w:color="auto" w:sz="0" w:space="0"/>
             <w:insideV w:val="none" w:color="auto" w:sz="0" w:space="0"/>
           </w:tblBorders>
-          <w:shd w:val="clear" w:color="auto" w:fill="auto"/>
           <w:tblCellMar>
             <w:top w:w="15" w:type="dxa"/>
             <w:left w:w="15" w:type="dxa"/>
@@ -15511,7 +15505,6 @@
                 <w:kern w:val="0"/>
                 <w:sz w:val="22"/>
                 <w:szCs w:val="22"/>
-                <w:bdr w:val="none" w:color="auto" w:sz="0" w:space="0"/>
                 <w:lang w:val="en-US" w:eastAsia="zh-CN" w:bidi="ar"/>
               </w:rPr>
               <w:t>外部风险</w:t>
@@ -15570,7 +15563,6 @@
                 <w:kern w:val="0"/>
                 <w:sz w:val="22"/>
                 <w:szCs w:val="22"/>
-                <w:bdr w:val="none" w:color="auto" w:sz="0" w:space="0"/>
                 <w:lang w:val="en-US" w:eastAsia="zh-CN" w:bidi="ar"/>
               </w:rPr>
               <w:t>政策变化、网络攻击、自然灾害</w:t>
@@ -15755,6 +15747,7 @@
     </w:p>
     <w:tbl>
       <w:tblPr>
+        <w:tblStyle w:val="22"/>
         <w:tblW w:w="8522" w:type="dxa"/>
         <w:jc w:val="center"/>
         <w:tblBorders>
@@ -15789,6 +15782,7 @@
             <w:insideH w:val="none" w:color="auto" w:sz="0" w:space="0"/>
             <w:insideV w:val="none" w:color="auto" w:sz="0" w:space="0"/>
           </w:tblBorders>
+          <w:shd w:val="clear" w:color="auto" w:fill="auto"/>
           <w:tblCellMar>
             <w:top w:w="15" w:type="dxa"/>
             <w:left w:w="15" w:type="dxa"/>
@@ -15855,7 +15849,6 @@
                 <w:kern w:val="0"/>
                 <w:sz w:val="22"/>
                 <w:szCs w:val="22"/>
-                <w:bdr w:val="none" w:color="auto" w:sz="0" w:space="0"/>
                 <w:lang w:val="en-US" w:eastAsia="zh-CN" w:bidi="ar"/>
               </w:rPr>
               <w:t>可能性</w:t>
@@ -15916,7 +15909,6 @@
                 <w:kern w:val="0"/>
                 <w:sz w:val="22"/>
                 <w:szCs w:val="22"/>
-                <w:bdr w:val="none" w:color="auto" w:sz="0" w:space="0"/>
                 <w:lang w:val="en-US" w:eastAsia="zh-CN" w:bidi="ar"/>
               </w:rPr>
               <w:t>影响程度</w:t>
@@ -15977,7 +15969,6 @@
                 <w:kern w:val="0"/>
                 <w:sz w:val="22"/>
                 <w:szCs w:val="22"/>
-                <w:bdr w:val="none" w:color="auto" w:sz="0" w:space="0"/>
                 <w:lang w:val="en-US" w:eastAsia="zh-CN" w:bidi="ar"/>
               </w:rPr>
               <w:t>风险等级</w:t>
@@ -16059,7 +16050,6 @@
                 <w:kern w:val="0"/>
                 <w:sz w:val="22"/>
                 <w:szCs w:val="22"/>
-                <w:bdr w:val="none" w:color="auto" w:sz="0" w:space="0"/>
                 <w:lang w:val="en-US" w:eastAsia="zh-CN" w:bidi="ar"/>
               </w:rPr>
               <w:t>高</w:t>
@@ -16118,7 +16108,6 @@
                 <w:kern w:val="0"/>
                 <w:sz w:val="22"/>
                 <w:szCs w:val="22"/>
-                <w:bdr w:val="none" w:color="auto" w:sz="0" w:space="0"/>
                 <w:lang w:val="en-US" w:eastAsia="zh-CN" w:bidi="ar"/>
               </w:rPr>
               <w:t>高</w:t>
@@ -16177,7 +16166,6 @@
                 <w:kern w:val="0"/>
                 <w:sz w:val="22"/>
                 <w:szCs w:val="22"/>
-                <w:bdr w:val="none" w:color="auto" w:sz="0" w:space="0"/>
                 <w:lang w:val="en-US" w:eastAsia="zh-CN" w:bidi="ar"/>
               </w:rPr>
               <w:t>重大风险</w:t>
@@ -16259,7 +16247,6 @@
                 <w:kern w:val="0"/>
                 <w:sz w:val="22"/>
                 <w:szCs w:val="22"/>
-                <w:bdr w:val="none" w:color="auto" w:sz="0" w:space="0"/>
                 <w:lang w:val="en-US" w:eastAsia="zh-CN" w:bidi="ar"/>
               </w:rPr>
               <w:t>高</w:t>
@@ -16318,7 +16305,6 @@
                 <w:kern w:val="0"/>
                 <w:sz w:val="22"/>
                 <w:szCs w:val="22"/>
-                <w:bdr w:val="none" w:color="auto" w:sz="0" w:space="0"/>
                 <w:lang w:val="en-US" w:eastAsia="zh-CN" w:bidi="ar"/>
               </w:rPr>
               <w:t>中</w:t>
@@ -16377,7 +16363,202 @@
                 <w:kern w:val="0"/>
                 <w:sz w:val="22"/>
                 <w:szCs w:val="22"/>
-                <w:bdr w:val="none" w:color="auto" w:sz="0" w:space="0"/>
+                <w:lang w:val="en-US" w:eastAsia="zh-CN" w:bidi="ar"/>
+              </w:rPr>
+              <w:t>高风险</w:t>
+            </w:r>
+          </w:p>
+        </w:tc>
+      </w:tr>
+      <w:tr>
+        <w:tblPrEx>
+          <w:tblBorders>
+            <w:top w:val="none" w:color="auto" w:sz="0" w:space="0"/>
+            <w:left w:val="none" w:color="auto" w:sz="0" w:space="0"/>
+            <w:bottom w:val="none" w:color="auto" w:sz="0" w:space="0"/>
+            <w:right w:val="none" w:color="auto" w:sz="0" w:space="0"/>
+            <w:insideH w:val="none" w:color="auto" w:sz="0" w:space="0"/>
+            <w:insideV w:val="none" w:color="auto" w:sz="0" w:space="0"/>
+          </w:tblBorders>
+          <w:tblCellMar>
+            <w:top w:w="15" w:type="dxa"/>
+            <w:left w:w="15" w:type="dxa"/>
+            <w:bottom w:w="15" w:type="dxa"/>
+            <w:right w:w="15" w:type="dxa"/>
+          </w:tblCellMar>
+        </w:tblPrEx>
+        <w:trPr>
+          <w:trHeight w:val="0" w:hRule="atLeast"/>
+          <w:jc w:val="center"/>
+        </w:trPr>
+        <w:tc>
+          <w:tcPr>
+            <w:tcW w:w="2146" w:type="dxa"/>
+            <w:tcBorders>
+              <w:top w:val="single" w:color="auto" w:sz="4" w:space="0"/>
+              <w:left w:val="single" w:color="auto" w:sz="12" w:space="0"/>
+              <w:bottom w:val="nil"/>
+              <w:right w:val="nil"/>
+            </w:tcBorders>
+            <w:shd w:val="clear" w:color="auto" w:fill="auto"/>
+            <w:noWrap w:val="0"/>
+            <w:tcMar>
+              <w:top w:w="150" w:type="dxa"/>
+              <w:left w:w="-1" w:type="dxa"/>
+              <w:bottom w:w="150" w:type="dxa"/>
+              <w:right w:w="240" w:type="dxa"/>
+            </w:tcMar>
+            <w:vAlign w:val="center"/>
+          </w:tcPr>
+          <w:p>
+            <w:pPr>
+              <w:keepNext w:val="0"/>
+              <w:keepLines w:val="0"/>
+              <w:widowControl/>
+              <w:suppressLineNumbers w:val="0"/>
+              <w:snapToGrid w:val="0"/>
+              <w:spacing w:line="240" w:lineRule="auto"/>
+              <w:ind w:left="0" w:leftChars="0" w:right="0" w:rightChars="0" w:firstLine="0" w:firstLineChars="0"/>
+              <w:jc w:val="center"/>
+              <w:rPr>
+                <w:rFonts w:hint="default" w:ascii="Segoe UI" w:hAnsi="Segoe UI" w:eastAsia="Segoe UI" w:cs="Segoe UI"/>
+                <w:i w:val="0"/>
+                <w:iCs w:val="0"/>
+                <w:caps w:val="0"/>
+                <w:color w:val="0F1115"/>
+                <w:spacing w:val="0"/>
+                <w:sz w:val="22"/>
+                <w:szCs w:val="22"/>
+              </w:rPr>
+            </w:pPr>
+            <w:r>
+              <w:rPr>
+                <w:rFonts w:hint="default" w:ascii="Segoe UI" w:hAnsi="Segoe UI" w:eastAsia="Segoe UI" w:cs="Segoe UI"/>
+                <w:i w:val="0"/>
+                <w:iCs w:val="0"/>
+                <w:caps w:val="0"/>
+                <w:snapToGrid w:val="0"/>
+                <w:color w:val="000000"/>
+                <w:spacing w:val="0"/>
+                <w:kern w:val="0"/>
+                <w:sz w:val="22"/>
+                <w:szCs w:val="22"/>
+                <w:lang w:val="en-US" w:eastAsia="zh-CN" w:bidi="ar"/>
+              </w:rPr>
+              <w:t>中</w:t>
+            </w:r>
+          </w:p>
+        </w:tc>
+        <w:tc>
+          <w:tcPr>
+            <w:tcW w:w="3188" w:type="dxa"/>
+            <w:tcBorders>
+              <w:top w:val="single" w:color="auto" w:sz="4" w:space="0"/>
+              <w:left w:val="single" w:color="auto" w:sz="4" w:space="0"/>
+              <w:bottom w:val="nil"/>
+              <w:right w:val="nil"/>
+            </w:tcBorders>
+            <w:shd w:val="clear" w:color="auto" w:fill="auto"/>
+            <w:noWrap w:val="0"/>
+            <w:tcMar>
+              <w:top w:w="150" w:type="dxa"/>
+              <w:left w:w="240" w:type="dxa"/>
+              <w:bottom w:w="150" w:type="dxa"/>
+              <w:right w:w="240" w:type="dxa"/>
+            </w:tcMar>
+            <w:vAlign w:val="center"/>
+          </w:tcPr>
+          <w:p>
+            <w:pPr>
+              <w:keepNext w:val="0"/>
+              <w:keepLines w:val="0"/>
+              <w:widowControl/>
+              <w:suppressLineNumbers w:val="0"/>
+              <w:snapToGrid w:val="0"/>
+              <w:spacing w:line="240" w:lineRule="auto"/>
+              <w:ind w:left="0" w:leftChars="0" w:right="0" w:rightChars="0" w:firstLine="0" w:firstLineChars="0"/>
+              <w:jc w:val="center"/>
+              <w:rPr>
+                <w:rFonts w:hint="default" w:ascii="Segoe UI" w:hAnsi="Segoe UI" w:eastAsia="Segoe UI" w:cs="Segoe UI"/>
+                <w:i w:val="0"/>
+                <w:iCs w:val="0"/>
+                <w:caps w:val="0"/>
+                <w:color w:val="0F1115"/>
+                <w:spacing w:val="0"/>
+                <w:sz w:val="22"/>
+                <w:szCs w:val="22"/>
+              </w:rPr>
+            </w:pPr>
+            <w:r>
+              <w:rPr>
+                <w:rFonts w:hint="default" w:ascii="Segoe UI" w:hAnsi="Segoe UI" w:eastAsia="Segoe UI" w:cs="Segoe UI"/>
+                <w:i w:val="0"/>
+                <w:iCs w:val="0"/>
+                <w:caps w:val="0"/>
+                <w:snapToGrid w:val="0"/>
+                <w:color w:val="000000"/>
+                <w:spacing w:val="0"/>
+                <w:kern w:val="0"/>
+                <w:sz w:val="22"/>
+                <w:szCs w:val="22"/>
+                <w:lang w:val="en-US" w:eastAsia="zh-CN" w:bidi="ar"/>
+              </w:rPr>
+              <w:t>高</w:t>
+            </w:r>
+          </w:p>
+        </w:tc>
+        <w:tc>
+          <w:tcPr>
+            <w:tcW w:w="3189" w:type="dxa"/>
+            <w:tcBorders>
+              <w:top w:val="single" w:color="auto" w:sz="4" w:space="0"/>
+              <w:left w:val="single" w:color="auto" w:sz="4" w:space="0"/>
+              <w:bottom w:val="nil"/>
+              <w:right w:val="single" w:color="auto" w:sz="12" w:space="0"/>
+            </w:tcBorders>
+            <w:shd w:val="clear" w:color="auto" w:fill="auto"/>
+            <w:noWrap w:val="0"/>
+            <w:tcMar>
+              <w:top w:w="150" w:type="dxa"/>
+              <w:left w:w="240" w:type="dxa"/>
+              <w:bottom w:w="150" w:type="dxa"/>
+              <w:right w:w="-1" w:type="dxa"/>
+            </w:tcMar>
+            <w:vAlign w:val="center"/>
+          </w:tcPr>
+          <w:p>
+            <w:pPr>
+              <w:keepNext w:val="0"/>
+              <w:keepLines w:val="0"/>
+              <w:widowControl/>
+              <w:suppressLineNumbers w:val="0"/>
+              <w:snapToGrid w:val="0"/>
+              <w:spacing w:line="240" w:lineRule="auto"/>
+              <w:ind w:left="0" w:leftChars="0" w:right="0" w:rightChars="0" w:firstLine="0" w:firstLineChars="0"/>
+              <w:jc w:val="center"/>
+              <w:rPr>
+                <w:rFonts w:hint="default" w:ascii="Segoe UI" w:hAnsi="Segoe UI" w:eastAsia="Segoe UI" w:cs="Segoe UI"/>
+                <w:i w:val="0"/>
+                <w:iCs w:val="0"/>
+                <w:caps w:val="0"/>
+                <w:color w:val="0F1115"/>
+                <w:spacing w:val="0"/>
+                <w:sz w:val="22"/>
+                <w:szCs w:val="22"/>
+              </w:rPr>
+            </w:pPr>
+            <w:r>
+              <w:rPr>
+                <w:rFonts w:hint="default" w:ascii="Segoe UI" w:hAnsi="Segoe UI" w:eastAsia="Segoe UI" w:cs="Segoe UI"/>
+                <w:i w:val="0"/>
+                <w:iCs w:val="0"/>
+                <w:caps w:val="0"/>
+                <w:snapToGrid w:val="0"/>
+                <w:color w:val="000000"/>
+                <w:spacing w:val="0"/>
+                <w:kern w:val="0"/>
+                <w:sz w:val="22"/>
+                <w:szCs w:val="22"/>
                 <w:lang w:val="en-US" w:eastAsia="zh-CN" w:bidi="ar"/>
               </w:rPr>
               <w:t>高风险</w:t>
@@ -16459,7 +16640,6 @@
                 <w:kern w:val="0"/>
                 <w:sz w:val="22"/>
                 <w:szCs w:val="22"/>
-                <w:bdr w:val="none" w:color="auto" w:sz="0" w:space="0"/>
                 <w:lang w:val="en-US" w:eastAsia="zh-CN" w:bidi="ar"/>
               </w:rPr>
               <w:t>中</w:t>
@@ -16518,10 +16698,9 @@
                 <w:kern w:val="0"/>
                 <w:sz w:val="22"/>
                 <w:szCs w:val="22"/>
-                <w:bdr w:val="none" w:color="auto" w:sz="0" w:space="0"/>
                 <w:lang w:val="en-US" w:eastAsia="zh-CN" w:bidi="ar"/>
               </w:rPr>
-              <w:t>高</w:t>
+              <w:t>中</w:t>
             </w:r>
           </w:p>
         </w:tc>
@@ -16577,10 +16756,9 @@
                 <w:kern w:val="0"/>
                 <w:sz w:val="22"/>
                 <w:szCs w:val="22"/>
-                <w:bdr w:val="none" w:color="auto" w:sz="0" w:space="0"/>
                 <w:lang w:val="en-US" w:eastAsia="zh-CN" w:bidi="ar"/>
               </w:rPr>
-              <w:t>高风险</w:t>
+              <w:t>中风险</w:t>
             </w:r>
           </w:p>
         </w:tc>
@@ -16659,206 +16837,6 @@
                 <w:kern w:val="0"/>
                 <w:sz w:val="22"/>
                 <w:szCs w:val="22"/>
-                <w:bdr w:val="none" w:color="auto" w:sz="0" w:space="0"/>
-                <w:lang w:val="en-US" w:eastAsia="zh-CN" w:bidi="ar"/>
-              </w:rPr>
-              <w:t>中</w:t>
-            </w:r>
-          </w:p>
-        </w:tc>
-        <w:tc>
-          <w:tcPr>
-            <w:tcW w:w="3188" w:type="dxa"/>
-            <w:tcBorders>
-              <w:top w:val="single" w:color="auto" w:sz="4" w:space="0"/>
-              <w:left w:val="single" w:color="auto" w:sz="4" w:space="0"/>
-              <w:bottom w:val="nil"/>
-              <w:right w:val="nil"/>
-            </w:tcBorders>
-            <w:shd w:val="clear" w:color="auto" w:fill="auto"/>
-            <w:noWrap w:val="0"/>
-            <w:tcMar>
-              <w:top w:w="150" w:type="dxa"/>
-              <w:left w:w="240" w:type="dxa"/>
-              <w:bottom w:w="150" w:type="dxa"/>
-              <w:right w:w="240" w:type="dxa"/>
-            </w:tcMar>
-            <w:vAlign w:val="center"/>
-          </w:tcPr>
-          <w:p>
-            <w:pPr>
-              <w:keepNext w:val="0"/>
-              <w:keepLines w:val="0"/>
-              <w:widowControl/>
-              <w:suppressLineNumbers w:val="0"/>
-              <w:snapToGrid w:val="0"/>
-              <w:spacing w:line="240" w:lineRule="auto"/>
-              <w:ind w:left="0" w:leftChars="0" w:right="0" w:rightChars="0" w:firstLine="0" w:firstLineChars="0"/>
-              <w:jc w:val="center"/>
-              <w:rPr>
-                <w:rFonts w:hint="default" w:ascii="Segoe UI" w:hAnsi="Segoe UI" w:eastAsia="Segoe UI" w:cs="Segoe UI"/>
-                <w:i w:val="0"/>
-                <w:iCs w:val="0"/>
-                <w:caps w:val="0"/>
-                <w:color w:val="0F1115"/>
-                <w:spacing w:val="0"/>
-                <w:sz w:val="22"/>
-                <w:szCs w:val="22"/>
-              </w:rPr>
-            </w:pPr>
-            <w:r>
-              <w:rPr>
-                <w:rFonts w:hint="default" w:ascii="Segoe UI" w:hAnsi="Segoe UI" w:eastAsia="Segoe UI" w:cs="Segoe UI"/>
-                <w:i w:val="0"/>
-                <w:iCs w:val="0"/>
-                <w:caps w:val="0"/>
-                <w:snapToGrid w:val="0"/>
-                <w:color w:val="000000"/>
-                <w:spacing w:val="0"/>
-                <w:kern w:val="0"/>
-                <w:sz w:val="22"/>
-                <w:szCs w:val="22"/>
-                <w:bdr w:val="none" w:color="auto" w:sz="0" w:space="0"/>
-                <w:lang w:val="en-US" w:eastAsia="zh-CN" w:bidi="ar"/>
-              </w:rPr>
-              <w:t>中</w:t>
-            </w:r>
-          </w:p>
-        </w:tc>
-        <w:tc>
-          <w:tcPr>
-            <w:tcW w:w="3189" w:type="dxa"/>
-            <w:tcBorders>
-              <w:top w:val="single" w:color="auto" w:sz="4" w:space="0"/>
-              <w:left w:val="single" w:color="auto" w:sz="4" w:space="0"/>
-              <w:bottom w:val="nil"/>
-              <w:right w:val="single" w:color="auto" w:sz="12" w:space="0"/>
-            </w:tcBorders>
-            <w:shd w:val="clear" w:color="auto" w:fill="auto"/>
-            <w:noWrap w:val="0"/>
-            <w:tcMar>
-              <w:top w:w="150" w:type="dxa"/>
-              <w:left w:w="240" w:type="dxa"/>
-              <w:bottom w:w="150" w:type="dxa"/>
-              <w:right w:w="-1" w:type="dxa"/>
-            </w:tcMar>
-            <w:vAlign w:val="center"/>
-          </w:tcPr>
-          <w:p>
-            <w:pPr>
-              <w:keepNext w:val="0"/>
-              <w:keepLines w:val="0"/>
-              <w:widowControl/>
-              <w:suppressLineNumbers w:val="0"/>
-              <w:snapToGrid w:val="0"/>
-              <w:spacing w:line="240" w:lineRule="auto"/>
-              <w:ind w:left="0" w:leftChars="0" w:right="0" w:rightChars="0" w:firstLine="0" w:firstLineChars="0"/>
-              <w:jc w:val="center"/>
-              <w:rPr>
-                <w:rFonts w:hint="default" w:ascii="Segoe UI" w:hAnsi="Segoe UI" w:eastAsia="Segoe UI" w:cs="Segoe UI"/>
-                <w:i w:val="0"/>
-                <w:iCs w:val="0"/>
-                <w:caps w:val="0"/>
-                <w:color w:val="0F1115"/>
-                <w:spacing w:val="0"/>
-                <w:sz w:val="22"/>
-                <w:szCs w:val="22"/>
-              </w:rPr>
-            </w:pPr>
-            <w:r>
-              <w:rPr>
-                <w:rFonts w:hint="default" w:ascii="Segoe UI" w:hAnsi="Segoe UI" w:eastAsia="Segoe UI" w:cs="Segoe UI"/>
-                <w:i w:val="0"/>
-                <w:iCs w:val="0"/>
-                <w:caps w:val="0"/>
-                <w:snapToGrid w:val="0"/>
-                <w:color w:val="000000"/>
-                <w:spacing w:val="0"/>
-                <w:kern w:val="0"/>
-                <w:sz w:val="22"/>
-                <w:szCs w:val="22"/>
-                <w:bdr w:val="none" w:color="auto" w:sz="0" w:space="0"/>
-                <w:lang w:val="en-US" w:eastAsia="zh-CN" w:bidi="ar"/>
-              </w:rPr>
-              <w:t>中风险</w:t>
-            </w:r>
-          </w:p>
-        </w:tc>
-      </w:tr>
-      <w:tr>
-        <w:tblPrEx>
-          <w:tblBorders>
-            <w:top w:val="none" w:color="auto" w:sz="0" w:space="0"/>
-            <w:left w:val="none" w:color="auto" w:sz="0" w:space="0"/>
-            <w:bottom w:val="none" w:color="auto" w:sz="0" w:space="0"/>
-            <w:right w:val="none" w:color="auto" w:sz="0" w:space="0"/>
-            <w:insideH w:val="none" w:color="auto" w:sz="0" w:space="0"/>
-            <w:insideV w:val="none" w:color="auto" w:sz="0" w:space="0"/>
-          </w:tblBorders>
-          <w:tblCellMar>
-            <w:top w:w="15" w:type="dxa"/>
-            <w:left w:w="15" w:type="dxa"/>
-            <w:bottom w:w="15" w:type="dxa"/>
-            <w:right w:w="15" w:type="dxa"/>
-          </w:tblCellMar>
-        </w:tblPrEx>
-        <w:trPr>
-          <w:trHeight w:val="0" w:hRule="atLeast"/>
-          <w:jc w:val="center"/>
-        </w:trPr>
-        <w:tc>
-          <w:tcPr>
-            <w:tcW w:w="2146" w:type="dxa"/>
-            <w:tcBorders>
-              <w:top w:val="single" w:color="auto" w:sz="4" w:space="0"/>
-              <w:left w:val="single" w:color="auto" w:sz="12" w:space="0"/>
-              <w:bottom w:val="nil"/>
-              <w:right w:val="nil"/>
-            </w:tcBorders>
-            <w:shd w:val="clear" w:color="auto" w:fill="auto"/>
-            <w:noWrap w:val="0"/>
-            <w:tcMar>
-              <w:top w:w="150" w:type="dxa"/>
-              <w:left w:w="-1" w:type="dxa"/>
-              <w:bottom w:w="150" w:type="dxa"/>
-              <w:right w:w="240" w:type="dxa"/>
-            </w:tcMar>
-            <w:vAlign w:val="center"/>
-          </w:tcPr>
-          <w:p>
-            <w:pPr>
-              <w:keepNext w:val="0"/>
-              <w:keepLines w:val="0"/>
-              <w:widowControl/>
-              <w:suppressLineNumbers w:val="0"/>
-              <w:snapToGrid w:val="0"/>
-              <w:spacing w:line="240" w:lineRule="auto"/>
-              <w:ind w:left="0" w:leftChars="0" w:right="0" w:rightChars="0" w:firstLine="0" w:firstLineChars="0"/>
-              <w:jc w:val="center"/>
-              <w:rPr>
-                <w:rFonts w:hint="default" w:ascii="Segoe UI" w:hAnsi="Segoe UI" w:eastAsia="Segoe UI" w:cs="Segoe UI"/>
-                <w:i w:val="0"/>
-                <w:iCs w:val="0"/>
-                <w:caps w:val="0"/>
-                <w:color w:val="0F1115"/>
-                <w:spacing w:val="0"/>
-                <w:sz w:val="22"/>
-                <w:szCs w:val="22"/>
-              </w:rPr>
-            </w:pPr>
-            <w:r>
-              <w:rPr>
-                <w:rFonts w:hint="default" w:ascii="Segoe UI" w:hAnsi="Segoe UI" w:eastAsia="Segoe UI" w:cs="Segoe UI"/>
-                <w:i w:val="0"/>
-                <w:iCs w:val="0"/>
-                <w:caps w:val="0"/>
-                <w:snapToGrid w:val="0"/>
-                <w:color w:val="000000"/>
-                <w:spacing w:val="0"/>
-                <w:kern w:val="0"/>
-                <w:sz w:val="22"/>
-                <w:szCs w:val="22"/>
-                <w:bdr w:val="none" w:color="auto" w:sz="0" w:space="0"/>
                 <w:lang w:val="en-US" w:eastAsia="zh-CN" w:bidi="ar"/>
               </w:rPr>
               <w:t>低</w:t>
@@ -16917,7 +16895,6 @@
                 <w:kern w:val="0"/>
                 <w:sz w:val="22"/>
                 <w:szCs w:val="22"/>
-                <w:bdr w:val="none" w:color="auto" w:sz="0" w:space="0"/>
                 <w:lang w:val="en-US" w:eastAsia="zh-CN" w:bidi="ar"/>
               </w:rPr>
               <w:t>高</w:t>
@@ -16976,7 +16953,6 @@
                 <w:kern w:val="0"/>
                 <w:sz w:val="22"/>
                 <w:szCs w:val="22"/>
-                <w:bdr w:val="none" w:color="auto" w:sz="0" w:space="0"/>
                 <w:lang w:val="en-US" w:eastAsia="zh-CN" w:bidi="ar"/>
               </w:rPr>
               <w:t>中风险</w:t>
@@ -16994,6 +16970,7 @@
             <w:insideH w:val="none" w:color="auto" w:sz="0" w:space="0"/>
             <w:insideV w:val="none" w:color="auto" w:sz="0" w:space="0"/>
           </w:tblBorders>
+          <w:shd w:val="clear" w:color="auto" w:fill="auto"/>
           <w:tblCellMar>
             <w:top w:w="15" w:type="dxa"/>
             <w:left w:w="15" w:type="dxa"/>
@@ -17057,7 +17034,6 @@
                 <w:kern w:val="0"/>
                 <w:sz w:val="22"/>
                 <w:szCs w:val="22"/>
-                <w:bdr w:val="none" w:color="auto" w:sz="0" w:space="0"/>
                 <w:lang w:val="en-US" w:eastAsia="zh-CN" w:bidi="ar"/>
               </w:rPr>
               <w:t>低</w:t>
@@ -17116,7 +17092,6 @@
                 <w:kern w:val="0"/>
                 <w:sz w:val="22"/>
                 <w:szCs w:val="22"/>
-                <w:bdr w:val="none" w:color="auto" w:sz="0" w:space="0"/>
                 <w:lang w:val="en-US" w:eastAsia="zh-CN" w:bidi="ar"/>
               </w:rPr>
               <w:t>中</w:t>
@@ -17175,7 +17150,6 @@
                 <w:kern w:val="0"/>
                 <w:sz w:val="22"/>
                 <w:szCs w:val="22"/>
-                <w:bdr w:val="none" w:color="auto" w:sz="0" w:space="0"/>
                 <w:lang w:val="en-US" w:eastAsia="zh-CN" w:bidi="ar"/>
               </w:rPr>
               <w:t>低风险</w:t>
@@ -17615,6 +17589,7 @@
     </w:p>
     <w:tbl>
       <w:tblPr>
+        <w:tblStyle w:val="22"/>
         <w:tblW w:w="8522" w:type="dxa"/>
         <w:jc w:val="center"/>
         <w:tblBorders>
@@ -17649,7 +17624,6 @@
             <w:insideH w:val="none" w:color="auto" w:sz="0" w:space="0"/>
             <w:insideV w:val="none" w:color="auto" w:sz="0" w:space="0"/>
           </w:tblBorders>
-          <w:shd w:val="clear" w:color="auto" w:fill="auto"/>
           <w:tblCellMar>
             <w:top w:w="15" w:type="dxa"/>
             <w:left w:w="15" w:type="dxa"/>
@@ -17716,7 +17690,6 @@
                 <w:kern w:val="0"/>
                 <w:sz w:val="22"/>
                 <w:szCs w:val="22"/>
-                <w:bdr w:val="none" w:color="auto" w:sz="0" w:space="0"/>
                 <w:lang w:val="en-US" w:eastAsia="zh-CN" w:bidi="ar"/>
               </w:rPr>
               <w:t>监控对象</w:t>
@@ -17777,7 +17750,6 @@
                 <w:kern w:val="0"/>
                 <w:sz w:val="22"/>
                 <w:szCs w:val="22"/>
-                <w:bdr w:val="none" w:color="auto" w:sz="0" w:space="0"/>
                 <w:lang w:val="en-US" w:eastAsia="zh-CN" w:bidi="ar"/>
               </w:rPr>
               <w:t>监控内容</w:t>
@@ -17838,7 +17810,6 @@
                 <w:kern w:val="0"/>
                 <w:sz w:val="22"/>
                 <w:szCs w:val="22"/>
-                <w:bdr w:val="none" w:color="auto" w:sz="0" w:space="0"/>
                 <w:lang w:val="en-US" w:eastAsia="zh-CN" w:bidi="ar"/>
               </w:rPr>
               <w:t>监控方式</w:t>
@@ -17856,7 +17827,6 @@
             <w:insideH w:val="none" w:color="auto" w:sz="0" w:space="0"/>
             <w:insideV w:val="none" w:color="auto" w:sz="0" w:space="0"/>
           </w:tblBorders>
-          <w:shd w:val="clear" w:color="auto" w:fill="auto"/>
           <w:tblCellMar>
             <w:top w:w="15" w:type="dxa"/>
             <w:left w:w="15" w:type="dxa"/>
@@ -17920,7 +17890,6 @@
                 <w:kern w:val="0"/>
                 <w:sz w:val="22"/>
                 <w:szCs w:val="22"/>
-                <w:bdr w:val="none" w:color="auto" w:sz="0" w:space="0"/>
                 <w:lang w:val="en-US" w:eastAsia="zh-CN" w:bidi="ar"/>
               </w:rPr>
               <w:t>服务器</w:t>
@@ -17979,7 +17948,6 @@
                 <w:kern w:val="0"/>
                 <w:sz w:val="22"/>
                 <w:szCs w:val="22"/>
-                <w:bdr w:val="none" w:color="auto" w:sz="0" w:space="0"/>
                 <w:lang w:val="en-US" w:eastAsia="zh-CN" w:bidi="ar"/>
               </w:rPr>
               <w:t>在线状态、服务状态</w:t>
@@ -18038,7 +18006,6 @@
                 <w:kern w:val="0"/>
                 <w:sz w:val="22"/>
                 <w:szCs w:val="22"/>
-                <w:bdr w:val="none" w:color="auto" w:sz="0" w:space="0"/>
                 <w:lang w:val="en-US" w:eastAsia="zh-CN" w:bidi="ar"/>
               </w:rPr>
               <w:t>自动监控</w:t>
@@ -18056,7 +18023,6 @@
             <w:insideH w:val="none" w:color="auto" w:sz="0" w:space="0"/>
             <w:insideV w:val="none" w:color="auto" w:sz="0" w:space="0"/>
           </w:tblBorders>
-          <w:shd w:val="clear" w:color="auto" w:fill="auto"/>
           <w:tblCellMar>
             <w:top w:w="15" w:type="dxa"/>
             <w:left w:w="15" w:type="dxa"/>
@@ -18120,7 +18086,6 @@
                 <w:kern w:val="0"/>
                 <w:sz w:val="22"/>
                 <w:szCs w:val="22"/>
-                <w:bdr w:val="none" w:color="auto" w:sz="0" w:space="0"/>
                 <w:lang w:val="en-US" w:eastAsia="zh-CN" w:bidi="ar"/>
               </w:rPr>
               <w:t>网络设备</w:t>
@@ -18179,7 +18144,6 @@
                 <w:kern w:val="0"/>
                 <w:sz w:val="22"/>
                 <w:szCs w:val="22"/>
-                <w:bdr w:val="none" w:color="auto" w:sz="0" w:space="0"/>
                 <w:lang w:val="en-US" w:eastAsia="zh-CN" w:bidi="ar"/>
               </w:rPr>
               <w:t>连通性、网络延迟</w:t>
@@ -18238,7 +18202,6 @@
                 <w:kern w:val="0"/>
                 <w:sz w:val="22"/>
                 <w:szCs w:val="22"/>
-                <w:bdr w:val="none" w:color="auto" w:sz="0" w:space="0"/>
                 <w:lang w:val="en-US" w:eastAsia="zh-CN" w:bidi="ar"/>
               </w:rPr>
               <w:t>自动监控</w:t>
@@ -18256,7 +18219,6 @@
             <w:insideH w:val="none" w:color="auto" w:sz="0" w:space="0"/>
             <w:insideV w:val="none" w:color="auto" w:sz="0" w:space="0"/>
           </w:tblBorders>
-          <w:shd w:val="clear" w:color="auto" w:fill="auto"/>
           <w:tblCellMar>
             <w:top w:w="15" w:type="dxa"/>
             <w:left w:w="15" w:type="dxa"/>
@@ -18320,7 +18282,6 @@
                 <w:kern w:val="0"/>
                 <w:sz w:val="22"/>
                 <w:szCs w:val="22"/>
-                <w:bdr w:val="none" w:color="auto" w:sz="0" w:space="0"/>
                 <w:lang w:val="en-US" w:eastAsia="zh-CN" w:bidi="ar"/>
               </w:rPr>
               <w:t>应用系统</w:t>
@@ -18379,7 +18340,6 @@
                 <w:kern w:val="0"/>
                 <w:sz w:val="22"/>
                 <w:szCs w:val="22"/>
-                <w:bdr w:val="none" w:color="auto" w:sz="0" w:space="0"/>
                 <w:lang w:val="en-US" w:eastAsia="zh-CN" w:bidi="ar"/>
               </w:rPr>
               <w:t>服务可用性、响应时间</w:t>
@@ -18438,7 +18398,6 @@
                 <w:kern w:val="0"/>
                 <w:sz w:val="22"/>
                 <w:szCs w:val="22"/>
-                <w:bdr w:val="none" w:color="auto" w:sz="0" w:space="0"/>
                 <w:lang w:val="en-US" w:eastAsia="zh-CN" w:bidi="ar"/>
               </w:rPr>
               <w:t>自动监控</w:t>
@@ -18456,7 +18415,6 @@
             <w:insideH w:val="none" w:color="auto" w:sz="0" w:space="0"/>
             <w:insideV w:val="none" w:color="auto" w:sz="0" w:space="0"/>
           </w:tblBorders>
-          <w:shd w:val="clear" w:color="auto" w:fill="auto"/>
           <w:tblCellMar>
             <w:top w:w="15" w:type="dxa"/>
             <w:left w:w="15" w:type="dxa"/>
@@ -18520,7 +18478,6 @@
                 <w:kern w:val="0"/>
                 <w:sz w:val="22"/>
                 <w:szCs w:val="22"/>
-                <w:bdr w:val="none" w:color="auto" w:sz="0" w:space="0"/>
                 <w:lang w:val="en-US" w:eastAsia="zh-CN" w:bidi="ar"/>
               </w:rPr>
               <w:t>前端设备</w:t>
@@ -18579,7 +18536,6 @@
                 <w:kern w:val="0"/>
                 <w:sz w:val="22"/>
                 <w:szCs w:val="22"/>
-                <w:bdr w:val="none" w:color="auto" w:sz="0" w:space="0"/>
                 <w:lang w:val="en-US" w:eastAsia="zh-CN" w:bidi="ar"/>
               </w:rPr>
               <w:t>在线状态、故障率</w:t>
@@ -18638,7 +18594,6 @@
                 <w:kern w:val="0"/>
                 <w:sz w:val="22"/>
                 <w:szCs w:val="22"/>
-                <w:bdr w:val="none" w:color="auto" w:sz="0" w:space="0"/>
                 <w:lang w:val="en-US" w:eastAsia="zh-CN" w:bidi="ar"/>
               </w:rPr>
               <w:t>自动监控+人工巡检</w:t>
@@ -18656,7 +18611,6 @@
             <w:insideH w:val="none" w:color="auto" w:sz="0" w:space="0"/>
             <w:insideV w:val="none" w:color="auto" w:sz="0" w:space="0"/>
           </w:tblBorders>
-          <w:shd w:val="clear" w:color="auto" w:fill="auto"/>
           <w:tblCellMar>
             <w:top w:w="15" w:type="dxa"/>
             <w:left w:w="15" w:type="dxa"/>
@@ -18720,7 +18674,6 @@
                 <w:kern w:val="0"/>
                 <w:sz w:val="22"/>
                 <w:szCs w:val="22"/>
-                <w:bdr w:val="none" w:color="auto" w:sz="0" w:space="0"/>
                 <w:lang w:val="en-US" w:eastAsia="zh-CN" w:bidi="ar"/>
               </w:rPr>
               <w:t>服务台</w:t>
@@ -18779,7 +18732,6 @@
                 <w:kern w:val="0"/>
                 <w:sz w:val="22"/>
                 <w:szCs w:val="22"/>
-                <w:bdr w:val="none" w:color="auto" w:sz="0" w:space="0"/>
                 <w:lang w:val="en-US" w:eastAsia="zh-CN" w:bidi="ar"/>
               </w:rPr>
               <w:t>事件响应、投诉率</w:t>
@@ -18838,7 +18790,6 @@
                 <w:kern w:val="0"/>
                 <w:sz w:val="22"/>
                 <w:szCs w:val="22"/>
-                <w:bdr w:val="none" w:color="auto" w:sz="0" w:space="0"/>
                 <w:lang w:val="en-US" w:eastAsia="zh-CN" w:bidi="ar"/>
               </w:rPr>
               <w:t>人工记录</w:t>
@@ -19365,6 +19316,7 @@
     </w:p>
     <w:tbl>
       <w:tblPr>
+        <w:tblStyle w:val="22"/>
         <w:tblW w:w="8522" w:type="dxa"/>
         <w:jc w:val="center"/>
         <w:tblBorders>
@@ -19465,7 +19417,6 @@
                 <w:kern w:val="0"/>
                 <w:sz w:val="22"/>
                 <w:szCs w:val="22"/>
-                <w:bdr w:val="none" w:color="auto" w:sz="0" w:space="0"/>
                 <w:lang w:val="en-US" w:eastAsia="zh-CN" w:bidi="ar"/>
               </w:rPr>
               <w:t>要素</w:t>
@@ -19526,7 +19477,6 @@
                 <w:kern w:val="0"/>
                 <w:sz w:val="22"/>
                 <w:szCs w:val="22"/>
-                <w:bdr w:val="none" w:color="auto" w:sz="0" w:space="0"/>
                 <w:lang w:val="en-US" w:eastAsia="zh-CN" w:bidi="ar"/>
               </w:rPr>
               <w:t>内容</w:t>
@@ -19544,7 +19494,6 @@
             <w:insideH w:val="none" w:color="auto" w:sz="0" w:space="0"/>
             <w:insideV w:val="none" w:color="auto" w:sz="0" w:space="0"/>
           </w:tblBorders>
-          <w:shd w:val="clear" w:color="auto" w:fill="auto"/>
           <w:tblCellMar>
             <w:top w:w="15" w:type="dxa"/>
             <w:left w:w="15" w:type="dxa"/>
@@ -19611,7 +19560,6 @@
                 <w:kern w:val="0"/>
                 <w:sz w:val="22"/>
                 <w:szCs w:val="22"/>
-                <w:bdr w:val="none" w:color="auto" w:sz="0" w:space="0"/>
                 <w:lang w:val="en-US" w:eastAsia="zh-CN" w:bidi="ar"/>
               </w:rPr>
               <w:t>应急组织</w:t>
@@ -19670,7 +19618,6 @@
                 <w:kern w:val="0"/>
                 <w:sz w:val="22"/>
                 <w:szCs w:val="22"/>
-                <w:bdr w:val="none" w:color="auto" w:sz="0" w:space="0"/>
                 <w:lang w:val="en-US" w:eastAsia="zh-CN" w:bidi="ar"/>
               </w:rPr>
               <w:t>应急响应团队的组成、职责、联系方式</w:t>
@@ -19754,7 +19701,6 @@
                 <w:kern w:val="0"/>
                 <w:sz w:val="22"/>
                 <w:szCs w:val="22"/>
-                <w:bdr w:val="none" w:color="auto" w:sz="0" w:space="0"/>
                 <w:lang w:val="en-US" w:eastAsia="zh-CN" w:bidi="ar"/>
               </w:rPr>
               <w:t>事件分级</w:t>
@@ -19813,7 +19759,6 @@
                 <w:kern w:val="0"/>
                 <w:sz w:val="22"/>
                 <w:szCs w:val="22"/>
-                <w:bdr w:val="none" w:color="auto" w:sz="0" w:space="0"/>
                 <w:lang w:val="en-US" w:eastAsia="zh-CN" w:bidi="ar"/>
               </w:rPr>
               <w:t>应急事件的严重程度分级及响应标准</w:t>
@@ -19831,7 +19776,6 @@
             <w:insideH w:val="none" w:color="auto" w:sz="0" w:space="0"/>
             <w:insideV w:val="none" w:color="auto" w:sz="0" w:space="0"/>
           </w:tblBorders>
-          <w:shd w:val="clear" w:color="auto" w:fill="auto"/>
           <w:tblCellMar>
             <w:top w:w="15" w:type="dxa"/>
             <w:left w:w="15" w:type="dxa"/>
@@ -19898,7 +19842,6 @@
                 <w:kern w:val="0"/>
                 <w:sz w:val="22"/>
                 <w:szCs w:val="22"/>
-                <w:bdr w:val="none" w:color="auto" w:sz="0" w:space="0"/>
                 <w:lang w:val="en-US" w:eastAsia="zh-CN" w:bidi="ar"/>
               </w:rPr>
               <w:t>响应流程</w:t>
@@ -19957,7 +19900,6 @@
                 <w:kern w:val="0"/>
                 <w:sz w:val="22"/>
                 <w:szCs w:val="22"/>
-                <w:bdr w:val="none" w:color="auto" w:sz="0" w:space="0"/>
                 <w:lang w:val="en-US" w:eastAsia="zh-CN" w:bidi="ar"/>
               </w:rPr>
               <w:t>事件发现、报告、处置、恢复、关闭的流程</w:t>
@@ -20042,7 +19984,6 @@
                 <w:kern w:val="0"/>
                 <w:sz w:val="22"/>
                 <w:szCs w:val="22"/>
-                <w:bdr w:val="none" w:color="auto" w:sz="0" w:space="0"/>
                 <w:lang w:val="en-US" w:eastAsia="zh-CN" w:bidi="ar"/>
               </w:rPr>
               <w:t>技术恢复方案</w:t>
@@ -20101,7 +20042,6 @@
                 <w:kern w:val="0"/>
                 <w:sz w:val="22"/>
                 <w:szCs w:val="22"/>
-                <w:bdr w:val="none" w:color="auto" w:sz="0" w:space="0"/>
                 <w:lang w:val="en-US" w:eastAsia="zh-CN" w:bidi="ar"/>
               </w:rPr>
               <w:t>各关键服务的恢复步骤和操作指引</w:t>
@@ -20119,6 +20059,7 @@
             <w:insideH w:val="none" w:color="auto" w:sz="0" w:space="0"/>
             <w:insideV w:val="none" w:color="auto" w:sz="0" w:space="0"/>
           </w:tblBorders>
+          <w:shd w:val="clear" w:color="auto" w:fill="auto"/>
           <w:tblCellMar>
             <w:top w:w="15" w:type="dxa"/>
             <w:left w:w="15" w:type="dxa"/>
@@ -20185,7 +20126,6 @@
                 <w:kern w:val="0"/>
                 <w:sz w:val="22"/>
                 <w:szCs w:val="22"/>
-                <w:bdr w:val="none" w:color="auto" w:sz="0" w:space="0"/>
                 <w:lang w:val="en-US" w:eastAsia="zh-CN" w:bidi="ar"/>
               </w:rPr>
               <w:t>资源保障</w:t>
@@ -20244,7 +20184,6 @@
                 <w:kern w:val="0"/>
                 <w:sz w:val="22"/>
                 <w:szCs w:val="22"/>
-                <w:bdr w:val="none" w:color="auto" w:sz="0" w:space="0"/>
                 <w:lang w:val="en-US" w:eastAsia="zh-CN" w:bidi="ar"/>
               </w:rPr>
               <w:t>应急所需的人员、设备、备件、资金的保障方案</w:t>
@@ -20262,6 +20201,7 @@
             <w:insideH w:val="none" w:color="auto" w:sz="0" w:space="0"/>
             <w:insideV w:val="none" w:color="auto" w:sz="0" w:space="0"/>
           </w:tblBorders>
+          <w:shd w:val="clear" w:color="auto" w:fill="auto"/>
           <w:tblCellMar>
             <w:top w:w="15" w:type="dxa"/>
             <w:left w:w="15" w:type="dxa"/>
@@ -20328,7 +20268,6 @@
                 <w:kern w:val="0"/>
                 <w:sz w:val="22"/>
                 <w:szCs w:val="22"/>
-                <w:bdr w:val="none" w:color="auto" w:sz="0" w:space="0"/>
                 <w:lang w:val="en-US" w:eastAsia="zh-CN" w:bidi="ar"/>
               </w:rPr>
               <w:t>沟通机制</w:t>
@@ -20387,7 +20326,6 @@
                 <w:kern w:val="0"/>
                 <w:sz w:val="22"/>
                 <w:szCs w:val="22"/>
-                <w:bdr w:val="none" w:color="auto" w:sz="0" w:space="0"/>
                 <w:lang w:val="en-US" w:eastAsia="zh-CN" w:bidi="ar"/>
               </w:rPr>
               <w:t>内部通报、客户沟通、外部联络的机制</w:t>
@@ -20472,7 +20410,6 @@
                 <w:kern w:val="0"/>
                 <w:sz w:val="22"/>
                 <w:szCs w:val="22"/>
-                <w:bdr w:val="none" w:color="auto" w:sz="0" w:space="0"/>
                 <w:lang w:val="en-US" w:eastAsia="zh-CN" w:bidi="ar"/>
               </w:rPr>
               <w:t>恢复后验证</w:t>
@@ -20531,7 +20468,6 @@
                 <w:kern w:val="0"/>
                 <w:sz w:val="22"/>
                 <w:szCs w:val="22"/>
-                <w:bdr w:val="none" w:color="auto" w:sz="0" w:space="0"/>
                 <w:lang w:val="en-US" w:eastAsia="zh-CN" w:bidi="ar"/>
               </w:rPr>
               <w:t>恢复后验证服务正常的方法</w:t>
@@ -20616,7 +20552,6 @@
                 <w:kern w:val="0"/>
                 <w:sz w:val="22"/>
                 <w:szCs w:val="22"/>
-                <w:bdr w:val="none" w:color="auto" w:sz="0" w:space="0"/>
                 <w:lang w:val="en-US" w:eastAsia="zh-CN" w:bidi="ar"/>
               </w:rPr>
               <w:t>事后复盘</w:t>
@@ -20675,7 +20610,6 @@
                 <w:kern w:val="0"/>
                 <w:sz w:val="22"/>
                 <w:szCs w:val="22"/>
-                <w:bdr w:val="none" w:color="auto" w:sz="0" w:space="0"/>
                 <w:lang w:val="en-US" w:eastAsia="zh-CN" w:bidi="ar"/>
               </w:rPr>
               <w:t>事件回顾、原因分析、改进措施</w:t>
@@ -20841,6 +20775,7 @@
     </w:p>
     <w:tbl>
       <w:tblPr>
+        <w:tblStyle w:val="22"/>
         <w:tblW w:w="8522" w:type="dxa"/>
         <w:jc w:val="center"/>
         <w:tblBorders>
@@ -20874,6 +20809,7 @@
             <w:insideH w:val="none" w:color="auto" w:sz="0" w:space="0"/>
             <w:insideV w:val="none" w:color="auto" w:sz="0" w:space="0"/>
           </w:tblBorders>
+          <w:shd w:val="clear" w:color="auto" w:fill="auto"/>
           <w:tblCellMar>
             <w:top w:w="15" w:type="dxa"/>
             <w:left w:w="15" w:type="dxa"/>
@@ -20940,7 +20876,6 @@
                 <w:kern w:val="0"/>
                 <w:sz w:val="22"/>
                 <w:szCs w:val="22"/>
-                <w:bdr w:val="none" w:color="auto" w:sz="0" w:space="0"/>
                 <w:lang w:val="en-US" w:eastAsia="zh-CN" w:bidi="ar"/>
               </w:rPr>
               <w:t>事件类型</w:t>
@@ -21001,7 +20936,6 @@
                 <w:kern w:val="0"/>
                 <w:sz w:val="22"/>
                 <w:szCs w:val="22"/>
-                <w:bdr w:val="none" w:color="auto" w:sz="0" w:space="0"/>
                 <w:lang w:val="en-US" w:eastAsia="zh-CN" w:bidi="ar"/>
               </w:rPr>
               <w:t>应急预案内容</w:t>
@@ -21086,7 +21020,6 @@
                 <w:kern w:val="0"/>
                 <w:sz w:val="22"/>
                 <w:szCs w:val="22"/>
-                <w:bdr w:val="none" w:color="auto" w:sz="0" w:space="0"/>
                 <w:lang w:val="en-US" w:eastAsia="zh-CN" w:bidi="ar"/>
               </w:rPr>
               <w:t>服务器故障</w:t>
@@ -21145,7 +21078,6 @@
                 <w:kern w:val="0"/>
                 <w:sz w:val="22"/>
                 <w:szCs w:val="22"/>
-                <w:bdr w:val="none" w:color="auto" w:sz="0" w:space="0"/>
                 <w:lang w:val="en-US" w:eastAsia="zh-CN" w:bidi="ar"/>
               </w:rPr>
               <w:t>服务器切换、数据恢复、硬件更换</w:t>
@@ -21230,7 +21162,6 @@
                 <w:kern w:val="0"/>
                 <w:sz w:val="22"/>
                 <w:szCs w:val="22"/>
-                <w:bdr w:val="none" w:color="auto" w:sz="0" w:space="0"/>
                 <w:lang w:val="en-US" w:eastAsia="zh-CN" w:bidi="ar"/>
               </w:rPr>
               <w:t>网络中断</w:t>
@@ -21289,7 +21220,6 @@
                 <w:kern w:val="0"/>
                 <w:sz w:val="22"/>
                 <w:szCs w:val="22"/>
-                <w:bdr w:val="none" w:color="auto" w:sz="0" w:space="0"/>
                 <w:lang w:val="en-US" w:eastAsia="zh-CN" w:bidi="ar"/>
               </w:rPr>
               <w:t>网络切换、备线接入、故障排查</w:t>
@@ -21374,7 +21304,6 @@
                 <w:kern w:val="0"/>
                 <w:sz w:val="22"/>
                 <w:szCs w:val="22"/>
-                <w:bdr w:val="none" w:color="auto" w:sz="0" w:space="0"/>
                 <w:lang w:val="en-US" w:eastAsia="zh-CN" w:bidi="ar"/>
               </w:rPr>
               <w:t>数据丢失</w:t>
@@ -21433,7 +21362,6 @@
                 <w:kern w:val="0"/>
                 <w:sz w:val="22"/>
                 <w:szCs w:val="22"/>
-                <w:bdr w:val="none" w:color="auto" w:sz="0" w:space="0"/>
                 <w:lang w:val="en-US" w:eastAsia="zh-CN" w:bidi="ar"/>
               </w:rPr>
               <w:t>数据恢复、备份还原</w:t>
@@ -21518,7 +21446,6 @@
                 <w:kern w:val="0"/>
                 <w:sz w:val="22"/>
                 <w:szCs w:val="22"/>
-                <w:bdr w:val="none" w:color="auto" w:sz="0" w:space="0"/>
                 <w:lang w:val="en-US" w:eastAsia="zh-CN" w:bidi="ar"/>
               </w:rPr>
               <w:t>电力故障</w:t>
@@ -21577,7 +21504,6 @@
                 <w:kern w:val="0"/>
                 <w:sz w:val="22"/>
                 <w:szCs w:val="22"/>
-                <w:bdr w:val="none" w:color="auto" w:sz="0" w:space="0"/>
                 <w:lang w:val="en-US" w:eastAsia="zh-CN" w:bidi="ar"/>
               </w:rPr>
               <w:t>UPS供电、发电机启用、设备关机保护</w:t>
@@ -21595,7 +21521,6 @@
             <w:insideH w:val="none" w:color="auto" w:sz="0" w:space="0"/>
             <w:insideV w:val="none" w:color="auto" w:sz="0" w:space="0"/>
           </w:tblBorders>
-          <w:shd w:val="clear" w:color="auto" w:fill="auto"/>
           <w:tblCellMar>
             <w:top w:w="15" w:type="dxa"/>
             <w:left w:w="15" w:type="dxa"/>
@@ -21662,7 +21587,6 @@
                 <w:kern w:val="0"/>
                 <w:sz w:val="22"/>
                 <w:szCs w:val="22"/>
-                <w:bdr w:val="none" w:color="auto" w:sz="0" w:space="0"/>
                 <w:lang w:val="en-US" w:eastAsia="zh-CN" w:bidi="ar"/>
               </w:rPr>
               <w:t>前端设备故障</w:t>
@@ -21709,6 +21633,7 @@
                 <w:szCs w:val="22"/>
               </w:rPr>
             </w:pPr>
+            <w:bookmarkStart w:id="61" w:name="_GoBack"/>
             <w:r>
               <w:rPr>
                 <w:rFonts w:hint="default" w:ascii="Segoe UI" w:hAnsi="Segoe UI" w:eastAsia="Segoe UI" w:cs="Segoe UI"/>
@@ -21721,11 +21646,11 @@
                 <w:kern w:val="0"/>
                 <w:sz w:val="22"/>
                 <w:szCs w:val="22"/>
-                <w:bdr w:val="none" w:color="auto" w:sz="0" w:space="0"/>
                 <w:lang w:val="en-US" w:eastAsia="zh-CN" w:bidi="ar"/>
               </w:rPr>
-              <w:t>备件更换、临时替代、现场维修</w:t>
+              <w:t>收银机故障，使用备用收银机替换；扫码枪故障，使用备用扫码枪；打印机故障，使用备用打印机或临时网络打印</w:t>
             </w:r>
+            <w:bookmarkEnd w:id="61"/>
           </w:p>
         </w:tc>
       </w:tr>
@@ -21739,7 +21664,6 @@
             <w:insideH w:val="none" w:color="auto" w:sz="0" w:space="0"/>
             <w:insideV w:val="none" w:color="auto" w:sz="0" w:space="0"/>
           </w:tblBorders>
-          <w:shd w:val="clear" w:color="auto" w:fill="auto"/>
           <w:tblCellMar>
             <w:top w:w="15" w:type="dxa"/>
             <w:left w:w="15" w:type="dxa"/>
@@ -21806,7 +21730,6 @@
                 <w:kern w:val="0"/>
                 <w:sz w:val="22"/>
                 <w:szCs w:val="22"/>
-                <w:bdr w:val="none" w:color="auto" w:sz="0" w:space="0"/>
                 <w:lang w:val="en-US" w:eastAsia="zh-CN" w:bidi="ar"/>
               </w:rPr>
               <w:t>自然灾害</w:t>
@@ -21865,7 +21788,6 @@
                 <w:kern w:val="0"/>
                 <w:sz w:val="22"/>
                 <w:szCs w:val="22"/>
-                <w:bdr w:val="none" w:color="auto" w:sz="0" w:space="0"/>
                 <w:lang w:val="en-US" w:eastAsia="zh-CN" w:bidi="ar"/>
               </w:rPr>
               <w:t>人员疏散、数据保护、异地恢复</w:t>
@@ -22051,6 +21973,7 @@
     </w:p>
     <w:tbl>
       <w:tblPr>
+        <w:tblStyle w:val="22"/>
         <w:tblW w:w="8522" w:type="dxa"/>
         <w:jc w:val="center"/>
         <w:tblBorders>
@@ -22085,7 +22008,6 @@
             <w:insideH w:val="none" w:color="auto" w:sz="0" w:space="0"/>
             <w:insideV w:val="none" w:color="auto" w:sz="0" w:space="0"/>
           </w:tblBorders>
-          <w:shd w:val="clear" w:color="auto" w:fill="auto"/>
           <w:tblCellMar>
             <w:top w:w="15" w:type="dxa"/>
             <w:left w:w="15" w:type="dxa"/>
@@ -22152,7 +22074,6 @@
                 <w:kern w:val="0"/>
                 <w:sz w:val="22"/>
                 <w:szCs w:val="22"/>
-                <w:bdr w:val="none" w:color="auto" w:sz="0" w:space="0"/>
                 <w:lang w:val="en-US" w:eastAsia="zh-CN" w:bidi="ar"/>
               </w:rPr>
               <w:t>灾备层级</w:t>
@@ -22213,7 +22134,6 @@
                 <w:kern w:val="0"/>
                 <w:sz w:val="22"/>
                 <w:szCs w:val="22"/>
-                <w:bdr w:val="none" w:color="auto" w:sz="0" w:space="0"/>
                 <w:lang w:val="en-US" w:eastAsia="zh-CN" w:bidi="ar"/>
               </w:rPr>
               <w:t>说明</w:t>
@@ -22274,7 +22194,6 @@
                 <w:kern w:val="0"/>
                 <w:sz w:val="22"/>
                 <w:szCs w:val="22"/>
-                <w:bdr w:val="none" w:color="auto" w:sz="0" w:space="0"/>
                 <w:lang w:val="en-US" w:eastAsia="zh-CN" w:bidi="ar"/>
               </w:rPr>
               <w:t>适用场景</w:t>
@@ -22292,7 +22211,6 @@
             <w:insideH w:val="none" w:color="auto" w:sz="0" w:space="0"/>
             <w:insideV w:val="none" w:color="auto" w:sz="0" w:space="0"/>
           </w:tblBorders>
-          <w:shd w:val="clear" w:color="auto" w:fill="auto"/>
           <w:tblCellMar>
             <w:top w:w="15" w:type="dxa"/>
             <w:left w:w="15" w:type="dxa"/>
@@ -22359,7 +22277,6 @@
                 <w:kern w:val="0"/>
                 <w:sz w:val="22"/>
                 <w:szCs w:val="22"/>
-                <w:bdr w:val="none" w:color="auto" w:sz="0" w:space="0"/>
                 <w:lang w:val="en-US" w:eastAsia="zh-CN" w:bidi="ar"/>
               </w:rPr>
               <w:t>数据备份</w:t>
@@ -22418,7 +22335,6 @@
                 <w:kern w:val="0"/>
                 <w:sz w:val="22"/>
                 <w:szCs w:val="22"/>
-                <w:bdr w:val="none" w:color="auto" w:sz="0" w:space="0"/>
                 <w:lang w:val="en-US" w:eastAsia="zh-CN" w:bidi="ar"/>
               </w:rPr>
               <w:t>关键数据的定期备份</w:t>
@@ -22477,7 +22393,6 @@
                 <w:kern w:val="0"/>
                 <w:sz w:val="22"/>
                 <w:szCs w:val="22"/>
-                <w:bdr w:val="none" w:color="auto" w:sz="0" w:space="0"/>
                 <w:lang w:val="en-US" w:eastAsia="zh-CN" w:bidi="ar"/>
               </w:rPr>
               <w:t>数据误删、损坏</w:t>
@@ -22495,7 +22410,6 @@
             <w:insideH w:val="none" w:color="auto" w:sz="0" w:space="0"/>
             <w:insideV w:val="none" w:color="auto" w:sz="0" w:space="0"/>
           </w:tblBorders>
-          <w:shd w:val="clear" w:color="auto" w:fill="auto"/>
           <w:tblCellMar>
             <w:top w:w="15" w:type="dxa"/>
             <w:left w:w="15" w:type="dxa"/>
@@ -22562,7 +22476,6 @@
                 <w:kern w:val="0"/>
                 <w:sz w:val="22"/>
                 <w:szCs w:val="22"/>
-                <w:bdr w:val="none" w:color="auto" w:sz="0" w:space="0"/>
                 <w:lang w:val="en-US" w:eastAsia="zh-CN" w:bidi="ar"/>
               </w:rPr>
               <w:t>本地高可用</w:t>
@@ -22621,7 +22534,6 @@
                 <w:kern w:val="0"/>
                 <w:sz w:val="22"/>
                 <w:szCs w:val="22"/>
-                <w:bdr w:val="none" w:color="auto" w:sz="0" w:space="0"/>
                 <w:lang w:val="en-US" w:eastAsia="zh-CN" w:bidi="ar"/>
               </w:rPr>
               <w:t>服务器双机热备、负载均衡</w:t>
@@ -22680,7 +22592,6 @@
                 <w:kern w:val="0"/>
                 <w:sz w:val="22"/>
                 <w:szCs w:val="22"/>
-                <w:bdr w:val="none" w:color="auto" w:sz="0" w:space="0"/>
                 <w:lang w:val="en-US" w:eastAsia="zh-CN" w:bidi="ar"/>
               </w:rPr>
               <w:t>单点故障</w:t>
@@ -22698,7 +22609,6 @@
             <w:insideH w:val="none" w:color="auto" w:sz="0" w:space="0"/>
             <w:insideV w:val="none" w:color="auto" w:sz="0" w:space="0"/>
           </w:tblBorders>
-          <w:shd w:val="clear" w:color="auto" w:fill="auto"/>
           <w:tblCellMar>
             <w:top w:w="15" w:type="dxa"/>
             <w:left w:w="15" w:type="dxa"/>
@@ -22765,7 +22675,6 @@
                 <w:kern w:val="0"/>
                 <w:sz w:val="22"/>
                 <w:szCs w:val="22"/>
-                <w:bdr w:val="none" w:color="auto" w:sz="0" w:space="0"/>
                 <w:lang w:val="en-US" w:eastAsia="zh-CN" w:bidi="ar"/>
               </w:rPr>
               <w:t>本地灾备</w:t>
@@ -22824,7 +22733,6 @@
                 <w:kern w:val="0"/>
                 <w:sz w:val="22"/>
                 <w:szCs w:val="22"/>
-                <w:bdr w:val="none" w:color="auto" w:sz="0" w:space="0"/>
                 <w:lang w:val="en-US" w:eastAsia="zh-CN" w:bidi="ar"/>
               </w:rPr>
               <w:t>同城备份中心</w:t>
@@ -22883,7 +22791,6 @@
                 <w:kern w:val="0"/>
                 <w:sz w:val="22"/>
                 <w:szCs w:val="22"/>
-                <w:bdr w:val="none" w:color="auto" w:sz="0" w:space="0"/>
                 <w:lang w:val="en-US" w:eastAsia="zh-CN" w:bidi="ar"/>
               </w:rPr>
               <w:t>机房局部故障</w:t>
@@ -22901,7 +22808,6 @@
             <w:insideH w:val="none" w:color="auto" w:sz="0" w:space="0"/>
             <w:insideV w:val="none" w:color="auto" w:sz="0" w:space="0"/>
           </w:tblBorders>
-          <w:shd w:val="clear" w:color="auto" w:fill="auto"/>
           <w:tblCellMar>
             <w:top w:w="15" w:type="dxa"/>
             <w:left w:w="15" w:type="dxa"/>
@@ -22968,7 +22874,6 @@
                 <w:kern w:val="0"/>
                 <w:sz w:val="22"/>
                 <w:szCs w:val="22"/>
-                <w:bdr w:val="none" w:color="auto" w:sz="0" w:space="0"/>
                 <w:lang w:val="en-US" w:eastAsia="zh-CN" w:bidi="ar"/>
               </w:rPr>
               <w:t>异地灾备</w:t>
@@ -23027,7 +22932,6 @@
                 <w:kern w:val="0"/>
                 <w:sz w:val="22"/>
                 <w:szCs w:val="22"/>
-                <w:bdr w:val="none" w:color="auto" w:sz="0" w:space="0"/>
                 <w:lang w:val="en-US" w:eastAsia="zh-CN" w:bidi="ar"/>
               </w:rPr>
               <w:t>异地备份中心</w:t>
@@ -23086,7 +22990,6 @@
                 <w:kern w:val="0"/>
                 <w:sz w:val="22"/>
                 <w:szCs w:val="22"/>
-                <w:bdr w:val="none" w:color="auto" w:sz="0" w:space="0"/>
                 <w:lang w:val="en-US" w:eastAsia="zh-CN" w:bidi="ar"/>
               </w:rPr>
               <w:t>区域性灾难</w:t>
@@ -23401,7 +23304,7 @@
           <w:rFonts w:hint="default"/>
           <w:lang w:val="en-US" w:eastAsia="zh-CN"/>
         </w:rPr>
-        <w:t>5.5.2 演练类型</w:t>
+        <w:t>演练类型</w:t>
       </w:r>
       <w:bookmarkEnd w:id="47"/>
     </w:p>
@@ -23545,6 +23448,7 @@
     </w:p>
     <w:tbl>
       <w:tblPr>
+        <w:tblStyle w:val="22"/>
         <w:tblW w:w="8522" w:type="dxa"/>
         <w:jc w:val="center"/>
         <w:tblBorders>
@@ -23579,7 +23483,6 @@
             <w:insideH w:val="none" w:color="auto" w:sz="0" w:space="0"/>
             <w:insideV w:val="none" w:color="auto" w:sz="0" w:space="0"/>
           </w:tblBorders>
-          <w:shd w:val="clear" w:color="auto" w:fill="auto"/>
           <w:tblCellMar>
             <w:top w:w="15" w:type="dxa"/>
             <w:left w:w="15" w:type="dxa"/>
@@ -23646,7 +23549,6 @@
                 <w:kern w:val="0"/>
                 <w:sz w:val="22"/>
                 <w:szCs w:val="22"/>
-                <w:bdr w:val="none" w:color="auto" w:sz="0" w:space="0"/>
                 <w:lang w:val="en-US" w:eastAsia="zh-CN" w:bidi="ar"/>
               </w:rPr>
               <w:t>类型</w:t>
@@ -23707,7 +23609,6 @@
                 <w:kern w:val="0"/>
                 <w:sz w:val="22"/>
                 <w:szCs w:val="22"/>
-                <w:bdr w:val="none" w:color="auto" w:sz="0" w:space="0"/>
                 <w:lang w:val="en-US" w:eastAsia="zh-CN" w:bidi="ar"/>
               </w:rPr>
               <w:t>说明</w:t>
@@ -23768,7 +23669,6 @@
                 <w:kern w:val="0"/>
                 <w:sz w:val="22"/>
                 <w:szCs w:val="22"/>
-                <w:bdr w:val="none" w:color="auto" w:sz="0" w:space="0"/>
                 <w:lang w:val="en-US" w:eastAsia="zh-CN" w:bidi="ar"/>
               </w:rPr>
               <w:t>频次</w:t>
@@ -23852,7 +23752,6 @@
                 <w:kern w:val="0"/>
                 <w:sz w:val="22"/>
                 <w:szCs w:val="22"/>
-                <w:bdr w:val="none" w:color="auto" w:sz="0" w:space="0"/>
                 <w:lang w:val="en-US" w:eastAsia="zh-CN" w:bidi="ar"/>
               </w:rPr>
               <w:t>桌面推演</w:t>
@@ -23911,7 +23810,6 @@
                 <w:kern w:val="0"/>
                 <w:sz w:val="22"/>
                 <w:szCs w:val="22"/>
-                <w:bdr w:val="none" w:color="auto" w:sz="0" w:space="0"/>
                 <w:lang w:val="en-US" w:eastAsia="zh-CN" w:bidi="ar"/>
               </w:rPr>
               <w:t>通过会议形式模拟应急场景，讨论响应流程</w:t>
@@ -23970,7 +23868,6 @@
                 <w:kern w:val="0"/>
                 <w:sz w:val="22"/>
                 <w:szCs w:val="22"/>
-                <w:bdr w:val="none" w:color="auto" w:sz="0" w:space="0"/>
                 <w:lang w:val="en-US" w:eastAsia="zh-CN" w:bidi="ar"/>
               </w:rPr>
               <w:t>每半年1次</w:t>
@@ -23988,7 +23885,6 @@
             <w:insideH w:val="none" w:color="auto" w:sz="0" w:space="0"/>
             <w:insideV w:val="none" w:color="auto" w:sz="0" w:space="0"/>
           </w:tblBorders>
-          <w:shd w:val="clear" w:color="auto" w:fill="auto"/>
           <w:tblCellMar>
             <w:top w:w="15" w:type="dxa"/>
             <w:left w:w="15" w:type="dxa"/>
@@ -24055,7 +23951,6 @@
                 <w:kern w:val="0"/>
                 <w:sz w:val="22"/>
                 <w:szCs w:val="22"/>
-                <w:bdr w:val="none" w:color="auto" w:sz="0" w:space="0"/>
                 <w:lang w:val="en-US" w:eastAsia="zh-CN" w:bidi="ar"/>
               </w:rPr>
               <w:t>实战演练</w:t>
@@ -24114,7 +24009,6 @@
                 <w:kern w:val="0"/>
                 <w:sz w:val="22"/>
                 <w:szCs w:val="22"/>
-                <w:bdr w:val="none" w:color="auto" w:sz="0" w:space="0"/>
                 <w:lang w:val="en-US" w:eastAsia="zh-CN" w:bidi="ar"/>
               </w:rPr>
               <w:t>在实际环境中执行应急操作，验证恢复能力</w:t>
@@ -24173,7 +24067,6 @@
                 <w:kern w:val="0"/>
                 <w:sz w:val="22"/>
                 <w:szCs w:val="22"/>
-                <w:bdr w:val="none" w:color="auto" w:sz="0" w:space="0"/>
                 <w:lang w:val="en-US" w:eastAsia="zh-CN" w:bidi="ar"/>
               </w:rPr>
               <w:t>每年1次</w:t>
@@ -24191,7 +24084,6 @@
             <w:insideH w:val="none" w:color="auto" w:sz="0" w:space="0"/>
             <w:insideV w:val="none" w:color="auto" w:sz="0" w:space="0"/>
           </w:tblBorders>
-          <w:shd w:val="clear" w:color="auto" w:fill="auto"/>
           <w:tblCellMar>
             <w:top w:w="15" w:type="dxa"/>
             <w:left w:w="15" w:type="dxa"/>
@@ -24258,7 +24150,6 @@
                 <w:kern w:val="0"/>
                 <w:sz w:val="22"/>
                 <w:szCs w:val="22"/>
-                <w:bdr w:val="none" w:color="auto" w:sz="0" w:space="0"/>
                 <w:lang w:val="en-US" w:eastAsia="zh-CN" w:bidi="ar"/>
               </w:rPr>
               <w:t>专项演练</w:t>
@@ -24317,7 +24208,6 @@
                 <w:kern w:val="0"/>
                 <w:sz w:val="22"/>
                 <w:szCs w:val="22"/>
-                <w:bdr w:val="none" w:color="auto" w:sz="0" w:space="0"/>
                 <w:lang w:val="en-US" w:eastAsia="zh-CN" w:bidi="ar"/>
               </w:rPr>
               <w:t>针对特定风险（如数据恢复）的专项演练</w:t>
@@ -24376,7 +24266,6 @@
                 <w:kern w:val="0"/>
                 <w:sz w:val="22"/>
                 <w:szCs w:val="22"/>
-                <w:bdr w:val="none" w:color="auto" w:sz="0" w:space="0"/>
                 <w:lang w:val="en-US" w:eastAsia="zh-CN" w:bidi="ar"/>
               </w:rPr>
               <w:t>每年1次</w:t>
@@ -24394,7 +24283,6 @@
             <w:insideH w:val="none" w:color="auto" w:sz="0" w:space="0"/>
             <w:insideV w:val="none" w:color="auto" w:sz="0" w:space="0"/>
           </w:tblBorders>
-          <w:shd w:val="clear" w:color="auto" w:fill="auto"/>
           <w:tblCellMar>
             <w:top w:w="15" w:type="dxa"/>
             <w:left w:w="15" w:type="dxa"/>
@@ -24461,7 +24349,6 @@
                 <w:kern w:val="0"/>
                 <w:sz w:val="22"/>
                 <w:szCs w:val="22"/>
-                <w:bdr w:val="none" w:color="auto" w:sz="0" w:space="0"/>
                 <w:lang w:val="en-US" w:eastAsia="zh-CN" w:bidi="ar"/>
               </w:rPr>
               <w:t>全员演练</w:t>
@@ -24520,7 +24407,6 @@
                 <w:kern w:val="0"/>
                 <w:sz w:val="22"/>
                 <w:szCs w:val="22"/>
-                <w:bdr w:val="none" w:color="auto" w:sz="0" w:space="0"/>
                 <w:lang w:val="en-US" w:eastAsia="zh-CN" w:bidi="ar"/>
               </w:rPr>
               <w:t>覆盖全员的应急疏散、通报演练</w:t>
@@ -24579,7 +24465,6 @@
                 <w:kern w:val="0"/>
                 <w:sz w:val="22"/>
                 <w:szCs w:val="22"/>
-                <w:bdr w:val="none" w:color="auto" w:sz="0" w:space="0"/>
                 <w:lang w:val="en-US" w:eastAsia="zh-CN" w:bidi="ar"/>
               </w:rPr>
               <w:t>每年1次</w:t>
@@ -25516,7 +25401,6 @@
             <w:insideH w:val="none" w:color="auto" w:sz="0" w:space="0"/>
             <w:insideV w:val="none" w:color="auto" w:sz="0" w:space="0"/>
           </w:tblBorders>
-          <w:shd w:val="clear" w:color="auto" w:fill="auto"/>
           <w:tblCellMar>
             <w:top w:w="15" w:type="dxa"/>
             <w:left w:w="15" w:type="dxa"/>
@@ -25810,7 +25694,6 @@
             <w:insideH w:val="none" w:color="auto" w:sz="0" w:space="0"/>
             <w:insideV w:val="none" w:color="auto" w:sz="0" w:space="0"/>
           </w:tblBorders>
-          <w:shd w:val="clear" w:color="auto" w:fill="auto"/>
           <w:tblCellMar>
             <w:top w:w="15" w:type="dxa"/>
             <w:left w:w="15" w:type="dxa"/>
@@ -26127,7 +26010,6 @@
             <w:insideH w:val="none" w:color="auto" w:sz="0" w:space="0"/>
             <w:insideV w:val="none" w:color="auto" w:sz="0" w:space="0"/>
           </w:tblBorders>
-          <w:shd w:val="clear" w:color="auto" w:fill="auto"/>
           <w:tblCellMar>
             <w:top w:w="15" w:type="dxa"/>
             <w:left w:w="15" w:type="dxa"/>
@@ -26542,6 +26424,7 @@
     </w:p>
     <w:tbl>
       <w:tblPr>
+        <w:tblStyle w:val="22"/>
         <w:tblW w:w="8522" w:type="dxa"/>
         <w:jc w:val="center"/>
         <w:tblBorders>
@@ -26642,7 +26525,6 @@
                 <w:kern w:val="0"/>
                 <w:sz w:val="22"/>
                 <w:szCs w:val="22"/>
-                <w:bdr w:val="none" w:color="auto" w:sz="0" w:space="0"/>
                 <w:lang w:val="en-US" w:eastAsia="zh-CN" w:bidi="ar"/>
               </w:rPr>
               <w:t>文件和记录</w:t>
@@ -26703,7 +26585,6 @@
                 <w:kern w:val="0"/>
                 <w:sz w:val="22"/>
                 <w:szCs w:val="22"/>
-                <w:bdr w:val="none" w:color="auto" w:sz="0" w:space="0"/>
                 <w:lang w:val="en-US" w:eastAsia="zh-CN" w:bidi="ar"/>
               </w:rPr>
               <w:t>责任部门</w:t>
@@ -26785,7 +26666,6 @@
                 <w:kern w:val="0"/>
                 <w:sz w:val="22"/>
                 <w:szCs w:val="22"/>
-                <w:bdr w:val="none" w:color="auto" w:sz="0" w:space="0"/>
                 <w:lang w:val="en-US" w:eastAsia="zh-CN" w:bidi="ar"/>
               </w:rPr>
               <w:t>《服务可用性和连续性计划》</w:t>
@@ -26844,7 +26724,6 @@
                 <w:kern w:val="0"/>
                 <w:sz w:val="22"/>
                 <w:szCs w:val="22"/>
-                <w:bdr w:val="none" w:color="auto" w:sz="0" w:space="0"/>
                 <w:lang w:val="en-US" w:eastAsia="zh-CN" w:bidi="ar"/>
               </w:rPr>
               <w:t>运维部</w:t>
@@ -26926,7 +26805,6 @@
                 <w:kern w:val="0"/>
                 <w:sz w:val="22"/>
                 <w:szCs w:val="22"/>
-                <w:bdr w:val="none" w:color="auto" w:sz="0" w:space="0"/>
                 <w:lang w:val="en-US" w:eastAsia="zh-CN" w:bidi="ar"/>
               </w:rPr>
               <w:t>《风险评估报告》</w:t>
@@ -26985,7 +26863,6 @@
                 <w:kern w:val="0"/>
                 <w:sz w:val="22"/>
                 <w:szCs w:val="22"/>
-                <w:bdr w:val="none" w:color="auto" w:sz="0" w:space="0"/>
                 <w:lang w:val="en-US" w:eastAsia="zh-CN" w:bidi="ar"/>
               </w:rPr>
               <w:t>运维部</w:t>
@@ -27067,7 +26944,6 @@
                 <w:kern w:val="0"/>
                 <w:sz w:val="22"/>
                 <w:szCs w:val="22"/>
-                <w:bdr w:val="none" w:color="auto" w:sz="0" w:space="0"/>
                 <w:lang w:val="en-US" w:eastAsia="zh-CN" w:bidi="ar"/>
               </w:rPr>
               <w:t>《应急预案》</w:t>
@@ -27126,7 +27002,6 @@
                 <w:kern w:val="0"/>
                 <w:sz w:val="22"/>
                 <w:szCs w:val="22"/>
-                <w:bdr w:val="none" w:color="auto" w:sz="0" w:space="0"/>
                 <w:lang w:val="en-US" w:eastAsia="zh-CN" w:bidi="ar"/>
               </w:rPr>
               <w:t>运维部</w:t>
@@ -27208,7 +27083,6 @@
                 <w:kern w:val="0"/>
                 <w:sz w:val="22"/>
                 <w:szCs w:val="22"/>
-                <w:bdr w:val="none" w:color="auto" w:sz="0" w:space="0"/>
                 <w:lang w:val="en-US" w:eastAsia="zh-CN" w:bidi="ar"/>
               </w:rPr>
               <w:t>《应急演练计划》</w:t>
@@ -27267,7 +27141,6 @@
                 <w:kern w:val="0"/>
                 <w:sz w:val="22"/>
                 <w:szCs w:val="22"/>
-                <w:bdr w:val="none" w:color="auto" w:sz="0" w:space="0"/>
                 <w:lang w:val="en-US" w:eastAsia="zh-CN" w:bidi="ar"/>
               </w:rPr>
               <w:t>运维部</w:t>
@@ -27349,7 +27222,6 @@
                 <w:kern w:val="0"/>
                 <w:sz w:val="22"/>
                 <w:szCs w:val="22"/>
-                <w:bdr w:val="none" w:color="auto" w:sz="0" w:space="0"/>
                 <w:lang w:val="en-US" w:eastAsia="zh-CN" w:bidi="ar"/>
               </w:rPr>
               <w:t>《应急演练报告》</w:t>
@@ -27408,7 +27280,6 @@
                 <w:kern w:val="0"/>
                 <w:sz w:val="22"/>
                 <w:szCs w:val="22"/>
-                <w:bdr w:val="none" w:color="auto" w:sz="0" w:space="0"/>
                 <w:lang w:val="en-US" w:eastAsia="zh-CN" w:bidi="ar"/>
               </w:rPr>
               <w:t>运维部</w:t>
@@ -27426,7 +27297,6 @@
             <w:insideH w:val="none" w:color="auto" w:sz="0" w:space="0"/>
             <w:insideV w:val="none" w:color="auto" w:sz="0" w:space="0"/>
           </w:tblBorders>
-          <w:shd w:val="clear" w:color="auto" w:fill="auto"/>
           <w:tblCellMar>
             <w:top w:w="15" w:type="dxa"/>
             <w:left w:w="15" w:type="dxa"/>
@@ -27490,7 +27360,6 @@
                 <w:kern w:val="0"/>
                 <w:sz w:val="22"/>
                 <w:szCs w:val="22"/>
-                <w:bdr w:val="none" w:color="auto" w:sz="0" w:space="0"/>
                 <w:lang w:val="en-US" w:eastAsia="zh-CN" w:bidi="ar"/>
               </w:rPr>
               <w:t>《可用性报告》</w:t>
@@ -27549,7 +27418,6 @@
                 <w:kern w:val="0"/>
                 <w:sz w:val="22"/>
                 <w:szCs w:val="22"/>
-                <w:bdr w:val="none" w:color="auto" w:sz="0" w:space="0"/>
                 <w:lang w:val="en-US" w:eastAsia="zh-CN" w:bidi="ar"/>
               </w:rPr>
               <w:t>运维部</w:t>
@@ -27631,7 +27499,6 @@
                 <w:kern w:val="0"/>
                 <w:sz w:val="22"/>
                 <w:szCs w:val="22"/>
-                <w:bdr w:val="none" w:color="auto" w:sz="0" w:space="0"/>
                 <w:lang w:val="en-US" w:eastAsia="zh-CN" w:bidi="ar"/>
               </w:rPr>
               <w:t>《应急事件处置报告》</w:t>
@@ -27690,7 +27557,6 @@
                 <w:kern w:val="0"/>
                 <w:sz w:val="22"/>
                 <w:szCs w:val="22"/>
-                <w:bdr w:val="none" w:color="auto" w:sz="0" w:space="0"/>
                 <w:lang w:val="en-US" w:eastAsia="zh-CN" w:bidi="ar"/>
               </w:rPr>
               <w:t>运维部</w:t>
@@ -27722,7 +27588,6 @@
         </w:rPr>
       </w:pPr>
     </w:p>
-    <w:bookmarkEnd w:id="61"/>
     <w:sectPr>
       <w:pgSz w:w="11906" w:h="16838"/>
       <w:pgMar w:top="1440" w:right="1800" w:bottom="1440" w:left="1800" w:header="851" w:footer="992" w:gutter="0"/>

--- a/6-过程管理/流程制度规范类文件/TJTY-ITSS-0609-运维服务服务可用性和连续性管理制度.docx
+++ b/6-过程管理/流程制度规范类文件/TJTY-ITSS-0609-运维服务服务可用性和连续性管理制度.docx
@@ -7060,7 +7060,6 @@
             <w:insideH w:val="none" w:color="auto" w:sz="0" w:space="0"/>
             <w:insideV w:val="none" w:color="auto" w:sz="0" w:space="0"/>
           </w:tblBorders>
-          <w:shd w:val="clear" w:color="auto" w:fill="auto"/>
           <w:tblCellMar>
             <w:top w:w="15" w:type="dxa"/>
             <w:left w:w="15" w:type="dxa"/>
@@ -7260,7 +7259,6 @@
             <w:insideH w:val="none" w:color="auto" w:sz="0" w:space="0"/>
             <w:insideV w:val="none" w:color="auto" w:sz="0" w:space="0"/>
           </w:tblBorders>
-          <w:shd w:val="clear" w:color="auto" w:fill="auto"/>
           <w:tblCellMar>
             <w:top w:w="15" w:type="dxa"/>
             <w:left w:w="15" w:type="dxa"/>
@@ -7460,7 +7458,6 @@
             <w:insideH w:val="none" w:color="auto" w:sz="0" w:space="0"/>
             <w:insideV w:val="none" w:color="auto" w:sz="0" w:space="0"/>
           </w:tblBorders>
-          <w:shd w:val="clear" w:color="auto" w:fill="auto"/>
           <w:tblCellMar>
             <w:top w:w="15" w:type="dxa"/>
             <w:left w:w="15" w:type="dxa"/>
@@ -7660,7 +7657,6 @@
             <w:insideH w:val="none" w:color="auto" w:sz="0" w:space="0"/>
             <w:insideV w:val="none" w:color="auto" w:sz="0" w:space="0"/>
           </w:tblBorders>
-          <w:shd w:val="clear" w:color="auto" w:fill="auto"/>
           <w:tblCellMar>
             <w:top w:w="15" w:type="dxa"/>
             <w:left w:w="15" w:type="dxa"/>
@@ -7860,7 +7856,6 @@
             <w:insideH w:val="none" w:color="auto" w:sz="0" w:space="0"/>
             <w:insideV w:val="none" w:color="auto" w:sz="0" w:space="0"/>
           </w:tblBorders>
-          <w:shd w:val="clear" w:color="auto" w:fill="auto"/>
           <w:tblCellMar>
             <w:top w:w="15" w:type="dxa"/>
             <w:left w:w="15" w:type="dxa"/>
@@ -8314,7 +8309,6 @@
             <w:insideH w:val="none" w:color="auto" w:sz="0" w:space="0"/>
             <w:insideV w:val="none" w:color="auto" w:sz="0" w:space="0"/>
           </w:tblBorders>
-          <w:shd w:val="clear" w:color="auto" w:fill="auto"/>
           <w:tblCellMar>
             <w:top w:w="15" w:type="dxa"/>
             <w:left w:w="15" w:type="dxa"/>
@@ -8458,7 +8452,6 @@
             <w:insideH w:val="none" w:color="auto" w:sz="0" w:space="0"/>
             <w:insideV w:val="none" w:color="auto" w:sz="0" w:space="0"/>
           </w:tblBorders>
-          <w:shd w:val="clear" w:color="auto" w:fill="auto"/>
           <w:tblCellMar>
             <w:top w:w="15" w:type="dxa"/>
             <w:left w:w="15" w:type="dxa"/>
@@ -8597,7 +8590,6 @@
             <w:insideH w:val="none" w:color="auto" w:sz="0" w:space="0"/>
             <w:insideV w:val="none" w:color="auto" w:sz="0" w:space="0"/>
           </w:tblBorders>
-          <w:shd w:val="clear" w:color="auto" w:fill="auto"/>
           <w:tblCellMar>
             <w:top w:w="15" w:type="dxa"/>
             <w:left w:w="15" w:type="dxa"/>
@@ -8736,7 +8728,6 @@
             <w:insideH w:val="none" w:color="auto" w:sz="0" w:space="0"/>
             <w:insideV w:val="none" w:color="auto" w:sz="0" w:space="0"/>
           </w:tblBorders>
-          <w:shd w:val="clear" w:color="auto" w:fill="auto"/>
           <w:tblCellMar>
             <w:top w:w="15" w:type="dxa"/>
             <w:left w:w="15" w:type="dxa"/>
@@ -8875,7 +8866,6 @@
             <w:insideH w:val="none" w:color="auto" w:sz="0" w:space="0"/>
             <w:insideV w:val="none" w:color="auto" w:sz="0" w:space="0"/>
           </w:tblBorders>
-          <w:shd w:val="clear" w:color="auto" w:fill="auto"/>
           <w:tblCellMar>
             <w:top w:w="15" w:type="dxa"/>
             <w:left w:w="15" w:type="dxa"/>
@@ -9014,7 +9004,6 @@
             <w:insideH w:val="none" w:color="auto" w:sz="0" w:space="0"/>
             <w:insideV w:val="none" w:color="auto" w:sz="0" w:space="0"/>
           </w:tblBorders>
-          <w:shd w:val="clear" w:color="auto" w:fill="auto"/>
           <w:tblCellMar>
             <w:top w:w="15" w:type="dxa"/>
             <w:left w:w="15" w:type="dxa"/>
@@ -9291,7 +9280,6 @@
             <w:insideH w:val="none" w:color="auto" w:sz="0" w:space="0"/>
             <w:insideV w:val="none" w:color="auto" w:sz="0" w:space="0"/>
           </w:tblBorders>
-          <w:shd w:val="clear" w:color="auto" w:fill="auto"/>
           <w:tblCellMar>
             <w:top w:w="15" w:type="dxa"/>
             <w:left w:w="15" w:type="dxa"/>
@@ -9430,7 +9418,6 @@
             <w:insideH w:val="none" w:color="auto" w:sz="0" w:space="0"/>
             <w:insideV w:val="none" w:color="auto" w:sz="0" w:space="0"/>
           </w:tblBorders>
-          <w:shd w:val="clear" w:color="auto" w:fill="auto"/>
           <w:tblCellMar>
             <w:top w:w="15" w:type="dxa"/>
             <w:left w:w="15" w:type="dxa"/>
@@ -9890,7 +9877,6 @@
             <w:insideH w:val="none" w:color="auto" w:sz="0" w:space="0"/>
             <w:insideV w:val="none" w:color="auto" w:sz="0" w:space="0"/>
           </w:tblBorders>
-          <w:shd w:val="clear" w:color="auto" w:fill="auto"/>
           <w:tblCellMar>
             <w:top w:w="15" w:type="dxa"/>
             <w:left w:w="15" w:type="dxa"/>
@@ -10027,7 +10013,6 @@
             <w:insideH w:val="none" w:color="auto" w:sz="0" w:space="0"/>
             <w:insideV w:val="none" w:color="auto" w:sz="0" w:space="0"/>
           </w:tblBorders>
-          <w:shd w:val="clear" w:color="auto" w:fill="auto"/>
           <w:tblCellMar>
             <w:top w:w="15" w:type="dxa"/>
             <w:left w:w="15" w:type="dxa"/>
@@ -10164,7 +10149,6 @@
             <w:insideH w:val="none" w:color="auto" w:sz="0" w:space="0"/>
             <w:insideV w:val="none" w:color="auto" w:sz="0" w:space="0"/>
           </w:tblBorders>
-          <w:shd w:val="clear" w:color="auto" w:fill="auto"/>
           <w:tblCellMar>
             <w:top w:w="15" w:type="dxa"/>
             <w:left w:w="15" w:type="dxa"/>
@@ -10301,7 +10285,6 @@
             <w:insideH w:val="none" w:color="auto" w:sz="0" w:space="0"/>
             <w:insideV w:val="none" w:color="auto" w:sz="0" w:space="0"/>
           </w:tblBorders>
-          <w:shd w:val="clear" w:color="auto" w:fill="auto"/>
           <w:tblCellMar>
             <w:top w:w="15" w:type="dxa"/>
             <w:left w:w="15" w:type="dxa"/>
@@ -10574,7 +10557,6 @@
             <w:insideH w:val="none" w:color="auto" w:sz="0" w:space="0"/>
             <w:insideV w:val="none" w:color="auto" w:sz="0" w:space="0"/>
           </w:tblBorders>
-          <w:shd w:val="clear" w:color="auto" w:fill="auto"/>
           <w:tblCellMar>
             <w:top w:w="15" w:type="dxa"/>
             <w:left w:w="15" w:type="dxa"/>
@@ -10907,6 +10889,7 @@
             <w:insideH w:val="none" w:color="auto" w:sz="0" w:space="0"/>
             <w:insideV w:val="none" w:color="auto" w:sz="0" w:space="0"/>
           </w:tblBorders>
+          <w:shd w:val="clear" w:color="auto" w:fill="auto"/>
           <w:tblCellMar>
             <w:top w:w="15" w:type="dxa"/>
             <w:left w:w="15" w:type="dxa"/>
@@ -11110,6 +11093,7 @@
             <w:insideH w:val="none" w:color="auto" w:sz="0" w:space="0"/>
             <w:insideV w:val="none" w:color="auto" w:sz="0" w:space="0"/>
           </w:tblBorders>
+          <w:shd w:val="clear" w:color="auto" w:fill="auto"/>
           <w:tblCellMar>
             <w:top w:w="15" w:type="dxa"/>
             <w:left w:w="15" w:type="dxa"/>
@@ -11306,6 +11290,7 @@
             <w:insideH w:val="none" w:color="auto" w:sz="0" w:space="0"/>
             <w:insideV w:val="none" w:color="auto" w:sz="0" w:space="0"/>
           </w:tblBorders>
+          <w:shd w:val="clear" w:color="auto" w:fill="auto"/>
           <w:tblCellMar>
             <w:top w:w="15" w:type="dxa"/>
             <w:left w:w="15" w:type="dxa"/>
@@ -11502,6 +11487,7 @@
             <w:insideH w:val="none" w:color="auto" w:sz="0" w:space="0"/>
             <w:insideV w:val="none" w:color="auto" w:sz="0" w:space="0"/>
           </w:tblBorders>
+          <w:shd w:val="clear" w:color="auto" w:fill="auto"/>
           <w:tblCellMar>
             <w:top w:w="15" w:type="dxa"/>
             <w:left w:w="15" w:type="dxa"/>
@@ -11698,6 +11684,7 @@
             <w:insideH w:val="none" w:color="auto" w:sz="0" w:space="0"/>
             <w:insideV w:val="none" w:color="auto" w:sz="0" w:space="0"/>
           </w:tblBorders>
+          <w:shd w:val="clear" w:color="auto" w:fill="auto"/>
           <w:tblCellMar>
             <w:top w:w="15" w:type="dxa"/>
             <w:left w:w="15" w:type="dxa"/>
@@ -12674,7 +12661,6 @@
             <w:insideH w:val="none" w:color="auto" w:sz="0" w:space="0"/>
             <w:insideV w:val="none" w:color="auto" w:sz="0" w:space="0"/>
           </w:tblBorders>
-          <w:shd w:val="clear" w:color="auto" w:fill="auto"/>
           <w:tblCellMar>
             <w:top w:w="15" w:type="dxa"/>
             <w:left w:w="15" w:type="dxa"/>
@@ -12871,7 +12857,6 @@
             <w:insideH w:val="none" w:color="auto" w:sz="0" w:space="0"/>
             <w:insideV w:val="none" w:color="auto" w:sz="0" w:space="0"/>
           </w:tblBorders>
-          <w:shd w:val="clear" w:color="auto" w:fill="auto"/>
           <w:tblCellMar>
             <w:top w:w="15" w:type="dxa"/>
             <w:left w:w="15" w:type="dxa"/>
@@ -13068,7 +13053,6 @@
             <w:insideH w:val="none" w:color="auto" w:sz="0" w:space="0"/>
             <w:insideV w:val="none" w:color="auto" w:sz="0" w:space="0"/>
           </w:tblBorders>
-          <w:shd w:val="clear" w:color="auto" w:fill="auto"/>
           <w:tblCellMar>
             <w:top w:w="15" w:type="dxa"/>
             <w:left w:w="15" w:type="dxa"/>
@@ -13265,7 +13249,6 @@
             <w:insideH w:val="none" w:color="auto" w:sz="0" w:space="0"/>
             <w:insideV w:val="none" w:color="auto" w:sz="0" w:space="0"/>
           </w:tblBorders>
-          <w:shd w:val="clear" w:color="auto" w:fill="auto"/>
           <w:tblCellMar>
             <w:top w:w="15" w:type="dxa"/>
             <w:left w:w="15" w:type="dxa"/>
@@ -14875,6 +14858,7 @@
             <w:insideH w:val="none" w:color="auto" w:sz="0" w:space="0"/>
             <w:insideV w:val="none" w:color="auto" w:sz="0" w:space="0"/>
           </w:tblBorders>
+          <w:shd w:val="clear" w:color="auto" w:fill="auto"/>
           <w:tblCellMar>
             <w:top w:w="15" w:type="dxa"/>
             <w:left w:w="15" w:type="dxa"/>
@@ -15782,7 +15766,6 @@
             <w:insideH w:val="none" w:color="auto" w:sz="0" w:space="0"/>
             <w:insideV w:val="none" w:color="auto" w:sz="0" w:space="0"/>
           </w:tblBorders>
-          <w:shd w:val="clear" w:color="auto" w:fill="auto"/>
           <w:tblCellMar>
             <w:top w:w="15" w:type="dxa"/>
             <w:left w:w="15" w:type="dxa"/>
@@ -15986,7 +15969,6 @@
             <w:insideH w:val="none" w:color="auto" w:sz="0" w:space="0"/>
             <w:insideV w:val="none" w:color="auto" w:sz="0" w:space="0"/>
           </w:tblBorders>
-          <w:shd w:val="clear" w:color="auto" w:fill="auto"/>
           <w:tblCellMar>
             <w:top w:w="15" w:type="dxa"/>
             <w:left w:w="15" w:type="dxa"/>
@@ -16183,7 +16165,6 @@
             <w:insideH w:val="none" w:color="auto" w:sz="0" w:space="0"/>
             <w:insideV w:val="none" w:color="auto" w:sz="0" w:space="0"/>
           </w:tblBorders>
-          <w:shd w:val="clear" w:color="auto" w:fill="auto"/>
           <w:tblCellMar>
             <w:top w:w="15" w:type="dxa"/>
             <w:left w:w="15" w:type="dxa"/>
@@ -16576,7 +16557,6 @@
             <w:insideH w:val="none" w:color="auto" w:sz="0" w:space="0"/>
             <w:insideV w:val="none" w:color="auto" w:sz="0" w:space="0"/>
           </w:tblBorders>
-          <w:shd w:val="clear" w:color="auto" w:fill="auto"/>
           <w:tblCellMar>
             <w:top w:w="15" w:type="dxa"/>
             <w:left w:w="15" w:type="dxa"/>
@@ -16773,7 +16753,6 @@
             <w:insideH w:val="none" w:color="auto" w:sz="0" w:space="0"/>
             <w:insideV w:val="none" w:color="auto" w:sz="0" w:space="0"/>
           </w:tblBorders>
-          <w:shd w:val="clear" w:color="auto" w:fill="auto"/>
           <w:tblCellMar>
             <w:top w:w="15" w:type="dxa"/>
             <w:left w:w="15" w:type="dxa"/>
@@ -16970,7 +16949,6 @@
             <w:insideH w:val="none" w:color="auto" w:sz="0" w:space="0"/>
             <w:insideV w:val="none" w:color="auto" w:sz="0" w:space="0"/>
           </w:tblBorders>
-          <w:shd w:val="clear" w:color="auto" w:fill="auto"/>
           <w:tblCellMar>
             <w:top w:w="15" w:type="dxa"/>
             <w:left w:w="15" w:type="dxa"/>
@@ -18023,6 +18001,7 @@
             <w:insideH w:val="none" w:color="auto" w:sz="0" w:space="0"/>
             <w:insideV w:val="none" w:color="auto" w:sz="0" w:space="0"/>
           </w:tblBorders>
+          <w:shd w:val="clear" w:color="auto" w:fill="auto"/>
           <w:tblCellMar>
             <w:top w:w="15" w:type="dxa"/>
             <w:left w:w="15" w:type="dxa"/>
@@ -19917,7 +19896,6 @@
             <w:insideH w:val="none" w:color="auto" w:sz="0" w:space="0"/>
             <w:insideV w:val="none" w:color="auto" w:sz="0" w:space="0"/>
           </w:tblBorders>
-          <w:shd w:val="clear" w:color="auto" w:fill="auto"/>
           <w:tblCellMar>
             <w:top w:w="15" w:type="dxa"/>
             <w:left w:w="15" w:type="dxa"/>
@@ -20059,7 +20037,6 @@
             <w:insideH w:val="none" w:color="auto" w:sz="0" w:space="0"/>
             <w:insideV w:val="none" w:color="auto" w:sz="0" w:space="0"/>
           </w:tblBorders>
-          <w:shd w:val="clear" w:color="auto" w:fill="auto"/>
           <w:tblCellMar>
             <w:top w:w="15" w:type="dxa"/>
             <w:left w:w="15" w:type="dxa"/>
@@ -20201,7 +20178,6 @@
             <w:insideH w:val="none" w:color="auto" w:sz="0" w:space="0"/>
             <w:insideV w:val="none" w:color="auto" w:sz="0" w:space="0"/>
           </w:tblBorders>
-          <w:shd w:val="clear" w:color="auto" w:fill="auto"/>
           <w:tblCellMar>
             <w:top w:w="15" w:type="dxa"/>
             <w:left w:w="15" w:type="dxa"/>
@@ -20343,7 +20319,6 @@
             <w:insideH w:val="none" w:color="auto" w:sz="0" w:space="0"/>
             <w:insideV w:val="none" w:color="auto" w:sz="0" w:space="0"/>
           </w:tblBorders>
-          <w:shd w:val="clear" w:color="auto" w:fill="auto"/>
           <w:tblCellMar>
             <w:top w:w="15" w:type="dxa"/>
             <w:left w:w="15" w:type="dxa"/>
@@ -20485,7 +20460,6 @@
             <w:insideH w:val="none" w:color="auto" w:sz="0" w:space="0"/>
             <w:insideV w:val="none" w:color="auto" w:sz="0" w:space="0"/>
           </w:tblBorders>
-          <w:shd w:val="clear" w:color="auto" w:fill="auto"/>
           <w:tblCellMar>
             <w:top w:w="15" w:type="dxa"/>
             <w:left w:w="15" w:type="dxa"/>
@@ -20953,7 +20927,6 @@
             <w:insideH w:val="none" w:color="auto" w:sz="0" w:space="0"/>
             <w:insideV w:val="none" w:color="auto" w:sz="0" w:space="0"/>
           </w:tblBorders>
-          <w:shd w:val="clear" w:color="auto" w:fill="auto"/>
           <w:tblCellMar>
             <w:top w:w="15" w:type="dxa"/>
             <w:left w:w="15" w:type="dxa"/>
@@ -21095,7 +21068,6 @@
             <w:insideH w:val="none" w:color="auto" w:sz="0" w:space="0"/>
             <w:insideV w:val="none" w:color="auto" w:sz="0" w:space="0"/>
           </w:tblBorders>
-          <w:shd w:val="clear" w:color="auto" w:fill="auto"/>
           <w:tblCellMar>
             <w:top w:w="15" w:type="dxa"/>
             <w:left w:w="15" w:type="dxa"/>
@@ -21237,7 +21209,6 @@
             <w:insideH w:val="none" w:color="auto" w:sz="0" w:space="0"/>
             <w:insideV w:val="none" w:color="auto" w:sz="0" w:space="0"/>
           </w:tblBorders>
-          <w:shd w:val="clear" w:color="auto" w:fill="auto"/>
           <w:tblCellMar>
             <w:top w:w="15" w:type="dxa"/>
             <w:left w:w="15" w:type="dxa"/>
@@ -21379,7 +21350,6 @@
             <w:insideH w:val="none" w:color="auto" w:sz="0" w:space="0"/>
             <w:insideV w:val="none" w:color="auto" w:sz="0" w:space="0"/>
           </w:tblBorders>
-          <w:shd w:val="clear" w:color="auto" w:fill="auto"/>
           <w:tblCellMar>
             <w:top w:w="15" w:type="dxa"/>
             <w:left w:w="15" w:type="dxa"/>
@@ -21633,7 +21603,6 @@
                 <w:szCs w:val="22"/>
               </w:rPr>
             </w:pPr>
-            <w:bookmarkStart w:id="61" w:name="_GoBack"/>
             <w:r>
               <w:rPr>
                 <w:rFonts w:hint="default" w:ascii="Segoe UI" w:hAnsi="Segoe UI" w:eastAsia="Segoe UI" w:cs="Segoe UI"/>
@@ -21650,7 +21619,6 @@
               </w:rPr>
               <w:t>收银机故障，使用备用收银机替换；扫码枪故障，使用备用扫码枪；打印机故障，使用备用打印机或临时网络打印</w:t>
             </w:r>
-            <w:bookmarkEnd w:id="61"/>
           </w:p>
         </w:tc>
       </w:tr>
@@ -23483,12 +23451,7 @@
             <w:insideH w:val="none" w:color="auto" w:sz="0" w:space="0"/>
             <w:insideV w:val="none" w:color="auto" w:sz="0" w:space="0"/>
           </w:tblBorders>
-          <w:tblCellMar>
-            <w:top w:w="15" w:type="dxa"/>
-            <w:left w:w="15" w:type="dxa"/>
-            <w:bottom w:w="15" w:type="dxa"/>
-            <w:right w:w="15" w:type="dxa"/>
-          </w:tblCellMar>
+          <w:shd w:val="clear" w:color="auto" w:fill="auto"/>
         </w:tblPrEx>
         <w:trPr>
           <w:trHeight w:val="0" w:hRule="atLeast"/>
@@ -23885,6 +23848,7 @@
             <w:insideH w:val="none" w:color="auto" w:sz="0" w:space="0"/>
             <w:insideV w:val="none" w:color="auto" w:sz="0" w:space="0"/>
           </w:tblBorders>
+          <w:shd w:val="clear" w:color="auto" w:fill="auto"/>
           <w:tblCellMar>
             <w:top w:w="15" w:type="dxa"/>
             <w:left w:w="15" w:type="dxa"/>
@@ -24084,6 +24048,7 @@
             <w:insideH w:val="none" w:color="auto" w:sz="0" w:space="0"/>
             <w:insideV w:val="none" w:color="auto" w:sz="0" w:space="0"/>
           </w:tblBorders>
+          <w:shd w:val="clear" w:color="auto" w:fill="auto"/>
           <w:tblCellMar>
             <w:top w:w="15" w:type="dxa"/>
             <w:left w:w="15" w:type="dxa"/>
@@ -25401,6 +25366,7 @@
             <w:insideH w:val="none" w:color="auto" w:sz="0" w:space="0"/>
             <w:insideV w:val="none" w:color="auto" w:sz="0" w:space="0"/>
           </w:tblBorders>
+          <w:shd w:val="clear" w:color="auto" w:fill="auto"/>
           <w:tblCellMar>
             <w:top w:w="15" w:type="dxa"/>
             <w:left w:w="15" w:type="dxa"/>
@@ -25694,6 +25660,7 @@
             <w:insideH w:val="none" w:color="auto" w:sz="0" w:space="0"/>
             <w:insideV w:val="none" w:color="auto" w:sz="0" w:space="0"/>
           </w:tblBorders>
+          <w:shd w:val="clear" w:color="auto" w:fill="auto"/>
           <w:tblCellMar>
             <w:top w:w="15" w:type="dxa"/>
             <w:left w:w="15" w:type="dxa"/>
@@ -26294,125 +26261,16 @@
           <w:lang w:val="en-US" w:eastAsia="zh-CN"/>
         </w:rPr>
       </w:pPr>
+      <w:bookmarkStart w:id="60" w:name="_Toc31530"/>
       <w:r>
         <w:rPr>
           <w:rFonts w:hint="eastAsia"/>
           <w:lang w:val="en-US" w:eastAsia="zh-CN"/>
         </w:rPr>
-        <w:t xml:space="preserve">表 </w:t>
-      </w:r>
-      <w:r>
-        <w:rPr>
-          <w:rFonts w:hint="default"/>
-          <w:lang w:val="en-US" w:eastAsia="zh-CN"/>
-        </w:rPr>
-        <w:fldChar w:fldCharType="begin"/>
-      </w:r>
-      <w:r>
-        <w:rPr>
-          <w:rFonts w:hint="default"/>
-          <w:lang w:val="en-US" w:eastAsia="zh-CN"/>
-        </w:rPr>
-        <w:instrText xml:space="preserve"> </w:instrText>
-      </w:r>
-      <w:r>
-        <w:instrText xml:space="preserve">STYLEREF </w:instrText>
-      </w:r>
-      <w:r>
-        <w:rPr>
-          <w:rFonts w:hint="eastAsia"/>
-          <w:lang w:val="en-US" w:eastAsia="zh-CN"/>
-        </w:rPr>
-        <w:instrText xml:space="preserve">"柴_标题1"\n</w:instrText>
-      </w:r>
-      <w:r>
-        <w:instrText xml:space="preserve"> \s</w:instrText>
-      </w:r>
-      <w:r>
-        <w:rPr>
-          <w:rFonts w:hint="default"/>
-          <w:lang w:val="en-US" w:eastAsia="zh-CN"/>
-        </w:rPr>
-        <w:instrText xml:space="preserve"> </w:instrText>
-      </w:r>
-      <w:r>
-        <w:rPr>
-          <w:rFonts w:hint="eastAsia"/>
-          <w:lang w:val="en-US" w:eastAsia="zh-CN"/>
-        </w:rPr>
-        <w:instrText xml:space="preserve">* Charformat</w:instrText>
-      </w:r>
-      <w:r>
-        <w:rPr>
-          <w:rFonts w:hint="default"/>
-          <w:lang w:val="en-US" w:eastAsia="zh-CN"/>
-        </w:rPr>
-        <w:fldChar w:fldCharType="separate"/>
-      </w:r>
-      <w:r>
-        <w:rPr>
-          <w:rFonts w:hint="default"/>
-          <w:lang w:val="en-US" w:eastAsia="zh-CN"/>
-        </w:rPr>
-        <w:t>8</w:t>
-      </w:r>
-      <w:r>
-        <w:rPr>
-          <w:rFonts w:hint="default"/>
-          <w:lang w:val="en-US" w:eastAsia="zh-CN"/>
-        </w:rPr>
-        <w:fldChar w:fldCharType="end"/>
-      </w:r>
-      <w:r>
-        <w:rPr>
-          <w:rFonts w:hint="eastAsia"/>
-          <w:lang w:val="en-US" w:eastAsia="zh-CN"/>
-        </w:rPr>
-        <w:t>-</w:t>
-      </w:r>
-      <w:r>
-        <w:rPr>
-          <w:rFonts w:hint="eastAsia"/>
-          <w:lang w:val="en-US" w:eastAsia="zh-CN"/>
-        </w:rPr>
-        <w:fldChar w:fldCharType="begin"/>
-      </w:r>
-      <w:r>
-        <w:rPr>
-          <w:rFonts w:hint="eastAsia"/>
-          <w:lang w:val="en-US" w:eastAsia="zh-CN"/>
-        </w:rPr>
-        <w:instrText xml:space="preserve"> SEQ 表 \* ARABIC  \s 1 </w:instrText>
-      </w:r>
-      <w:r>
-        <w:rPr>
-          <w:rFonts w:hint="eastAsia"/>
-          <w:lang w:val="en-US" w:eastAsia="zh-CN"/>
-        </w:rPr>
-        <w:fldChar w:fldCharType="separate"/>
-      </w:r>
-      <w:r>
-        <w:rPr>
-          <w:rFonts w:hint="eastAsia"/>
-          <w:lang w:val="en-US" w:eastAsia="zh-CN"/>
-        </w:rPr>
-        <w:t>1</w:t>
-      </w:r>
-      <w:r>
-        <w:rPr>
-          <w:rFonts w:hint="eastAsia"/>
-          <w:lang w:val="en-US" w:eastAsia="zh-CN"/>
-        </w:rPr>
-        <w:fldChar w:fldCharType="end"/>
-      </w:r>
-      <w:bookmarkStart w:id="60" w:name="_Toc31530"/>
-      <w:r>
-        <w:rPr>
-          <w:rFonts w:hint="default"/>
-          <w:lang w:val="en-US" w:eastAsia="zh-CN"/>
-        </w:rPr>
-        <w:t xml:space="preserve"> </w:t>
-      </w:r>
+        <w:tab/>
+      </w:r>
+      <w:bookmarkStart w:id="61" w:name="_GoBack"/>
+      <w:bookmarkEnd w:id="61"/>
       <w:r>
         <w:rPr>
           <w:rFonts w:hint="eastAsia"/>
@@ -26602,7 +26460,6 @@
             <w:insideH w:val="none" w:color="auto" w:sz="0" w:space="0"/>
             <w:insideV w:val="none" w:color="auto" w:sz="0" w:space="0"/>
           </w:tblBorders>
-          <w:shd w:val="clear" w:color="auto" w:fill="auto"/>
           <w:tblCellMar>
             <w:top w:w="15" w:type="dxa"/>
             <w:left w:w="15" w:type="dxa"/>
@@ -26669,562 +26526,6 @@
                 <w:lang w:val="en-US" w:eastAsia="zh-CN" w:bidi="ar"/>
               </w:rPr>
               <w:t>《服务可用性和连续性计划》</w:t>
-            </w:r>
-          </w:p>
-        </w:tc>
-        <w:tc>
-          <w:tcPr>
-            <w:tcW w:w="2593" w:type="dxa"/>
-            <w:tcBorders>
-              <w:top w:val="single" w:color="auto" w:sz="4" w:space="0"/>
-              <w:left w:val="single" w:color="auto" w:sz="4" w:space="0"/>
-              <w:bottom w:val="nil"/>
-              <w:right w:val="single" w:color="auto" w:sz="12" w:space="0"/>
-            </w:tcBorders>
-            <w:shd w:val="clear" w:color="auto" w:fill="auto"/>
-            <w:noWrap w:val="0"/>
-            <w:tcMar>
-              <w:top w:w="150" w:type="dxa"/>
-              <w:left w:w="240" w:type="dxa"/>
-              <w:bottom w:w="150" w:type="dxa"/>
-              <w:right w:w="-1" w:type="dxa"/>
-            </w:tcMar>
-            <w:vAlign w:val="center"/>
-          </w:tcPr>
-          <w:p>
-            <w:pPr>
-              <w:keepNext w:val="0"/>
-              <w:keepLines w:val="0"/>
-              <w:widowControl/>
-              <w:suppressLineNumbers w:val="0"/>
-              <w:snapToGrid w:val="0"/>
-              <w:spacing w:line="240" w:lineRule="auto"/>
-              <w:ind w:left="0" w:leftChars="0" w:right="0" w:rightChars="0" w:firstLine="0" w:firstLineChars="0"/>
-              <w:jc w:val="left"/>
-              <w:rPr>
-                <w:rFonts w:hint="default" w:ascii="Segoe UI" w:hAnsi="Segoe UI" w:eastAsia="Segoe UI" w:cs="Segoe UI"/>
-                <w:i w:val="0"/>
-                <w:iCs w:val="0"/>
-                <w:caps w:val="0"/>
-                <w:color w:val="0F1115"/>
-                <w:spacing w:val="0"/>
-                <w:sz w:val="22"/>
-                <w:szCs w:val="22"/>
-              </w:rPr>
-            </w:pPr>
-            <w:r>
-              <w:rPr>
-                <w:rFonts w:hint="default" w:ascii="Segoe UI" w:hAnsi="Segoe UI" w:eastAsia="Segoe UI" w:cs="Segoe UI"/>
-                <w:i w:val="0"/>
-                <w:iCs w:val="0"/>
-                <w:caps w:val="0"/>
-                <w:snapToGrid w:val="0"/>
-                <w:color w:val="000000"/>
-                <w:spacing w:val="0"/>
-                <w:kern w:val="0"/>
-                <w:sz w:val="22"/>
-                <w:szCs w:val="22"/>
-                <w:lang w:val="en-US" w:eastAsia="zh-CN" w:bidi="ar"/>
-              </w:rPr>
-              <w:t>运维部</w:t>
-            </w:r>
-          </w:p>
-        </w:tc>
-      </w:tr>
-      <w:tr>
-        <w:tblPrEx>
-          <w:tblBorders>
-            <w:top w:val="none" w:color="auto" w:sz="0" w:space="0"/>
-            <w:left w:val="none" w:color="auto" w:sz="0" w:space="0"/>
-            <w:bottom w:val="none" w:color="auto" w:sz="0" w:space="0"/>
-            <w:right w:val="none" w:color="auto" w:sz="0" w:space="0"/>
-            <w:insideH w:val="none" w:color="auto" w:sz="0" w:space="0"/>
-            <w:insideV w:val="none" w:color="auto" w:sz="0" w:space="0"/>
-          </w:tblBorders>
-          <w:shd w:val="clear" w:color="auto" w:fill="auto"/>
-          <w:tblCellMar>
-            <w:top w:w="15" w:type="dxa"/>
-            <w:left w:w="15" w:type="dxa"/>
-            <w:bottom w:w="15" w:type="dxa"/>
-            <w:right w:w="15" w:type="dxa"/>
-          </w:tblCellMar>
-        </w:tblPrEx>
-        <w:trPr>
-          <w:trHeight w:val="0" w:hRule="atLeast"/>
-          <w:jc w:val="center"/>
-        </w:trPr>
-        <w:tc>
-          <w:tcPr>
-            <w:tcW w:w="5929" w:type="dxa"/>
-            <w:tcBorders>
-              <w:top w:val="single" w:color="auto" w:sz="4" w:space="0"/>
-              <w:left w:val="single" w:color="auto" w:sz="12" w:space="0"/>
-              <w:bottom w:val="nil"/>
-              <w:right w:val="nil"/>
-            </w:tcBorders>
-            <w:shd w:val="clear" w:color="auto" w:fill="auto"/>
-            <w:noWrap w:val="0"/>
-            <w:tcMar>
-              <w:top w:w="150" w:type="dxa"/>
-              <w:left w:w="-1" w:type="dxa"/>
-              <w:bottom w:w="150" w:type="dxa"/>
-              <w:right w:w="240" w:type="dxa"/>
-            </w:tcMar>
-            <w:vAlign w:val="center"/>
-          </w:tcPr>
-          <w:p>
-            <w:pPr>
-              <w:keepNext w:val="0"/>
-              <w:keepLines w:val="0"/>
-              <w:widowControl/>
-              <w:suppressLineNumbers w:val="0"/>
-              <w:snapToGrid w:val="0"/>
-              <w:spacing w:line="240" w:lineRule="auto"/>
-              <w:ind w:left="0" w:leftChars="0" w:right="0" w:rightChars="0" w:firstLine="0" w:firstLineChars="0"/>
-              <w:jc w:val="center"/>
-              <w:rPr>
-                <w:rFonts w:hint="default" w:ascii="Segoe UI" w:hAnsi="Segoe UI" w:eastAsia="Segoe UI" w:cs="Segoe UI"/>
-                <w:i w:val="0"/>
-                <w:iCs w:val="0"/>
-                <w:caps w:val="0"/>
-                <w:color w:val="0F1115"/>
-                <w:spacing w:val="0"/>
-                <w:sz w:val="22"/>
-                <w:szCs w:val="22"/>
-              </w:rPr>
-            </w:pPr>
-            <w:r>
-              <w:rPr>
-                <w:rFonts w:hint="default" w:ascii="Segoe UI" w:hAnsi="Segoe UI" w:eastAsia="Segoe UI" w:cs="Segoe UI"/>
-                <w:i w:val="0"/>
-                <w:iCs w:val="0"/>
-                <w:caps w:val="0"/>
-                <w:snapToGrid w:val="0"/>
-                <w:color w:val="000000"/>
-                <w:spacing w:val="0"/>
-                <w:kern w:val="0"/>
-                <w:sz w:val="22"/>
-                <w:szCs w:val="22"/>
-                <w:lang w:val="en-US" w:eastAsia="zh-CN" w:bidi="ar"/>
-              </w:rPr>
-              <w:t>《风险评估报告》</w:t>
-            </w:r>
-          </w:p>
-        </w:tc>
-        <w:tc>
-          <w:tcPr>
-            <w:tcW w:w="2593" w:type="dxa"/>
-            <w:tcBorders>
-              <w:top w:val="single" w:color="auto" w:sz="4" w:space="0"/>
-              <w:left w:val="single" w:color="auto" w:sz="4" w:space="0"/>
-              <w:bottom w:val="nil"/>
-              <w:right w:val="single" w:color="auto" w:sz="12" w:space="0"/>
-            </w:tcBorders>
-            <w:shd w:val="clear" w:color="auto" w:fill="auto"/>
-            <w:noWrap w:val="0"/>
-            <w:tcMar>
-              <w:top w:w="150" w:type="dxa"/>
-              <w:left w:w="240" w:type="dxa"/>
-              <w:bottom w:w="150" w:type="dxa"/>
-              <w:right w:w="-1" w:type="dxa"/>
-            </w:tcMar>
-            <w:vAlign w:val="center"/>
-          </w:tcPr>
-          <w:p>
-            <w:pPr>
-              <w:keepNext w:val="0"/>
-              <w:keepLines w:val="0"/>
-              <w:widowControl/>
-              <w:suppressLineNumbers w:val="0"/>
-              <w:snapToGrid w:val="0"/>
-              <w:spacing w:line="240" w:lineRule="auto"/>
-              <w:ind w:left="0" w:leftChars="0" w:right="0" w:rightChars="0" w:firstLine="0" w:firstLineChars="0"/>
-              <w:jc w:val="left"/>
-              <w:rPr>
-                <w:rFonts w:hint="default" w:ascii="Segoe UI" w:hAnsi="Segoe UI" w:eastAsia="Segoe UI" w:cs="Segoe UI"/>
-                <w:i w:val="0"/>
-                <w:iCs w:val="0"/>
-                <w:caps w:val="0"/>
-                <w:color w:val="0F1115"/>
-                <w:spacing w:val="0"/>
-                <w:sz w:val="22"/>
-                <w:szCs w:val="22"/>
-              </w:rPr>
-            </w:pPr>
-            <w:r>
-              <w:rPr>
-                <w:rFonts w:hint="default" w:ascii="Segoe UI" w:hAnsi="Segoe UI" w:eastAsia="Segoe UI" w:cs="Segoe UI"/>
-                <w:i w:val="0"/>
-                <w:iCs w:val="0"/>
-                <w:caps w:val="0"/>
-                <w:snapToGrid w:val="0"/>
-                <w:color w:val="000000"/>
-                <w:spacing w:val="0"/>
-                <w:kern w:val="0"/>
-                <w:sz w:val="22"/>
-                <w:szCs w:val="22"/>
-                <w:lang w:val="en-US" w:eastAsia="zh-CN" w:bidi="ar"/>
-              </w:rPr>
-              <w:t>运维部</w:t>
-            </w:r>
-          </w:p>
-        </w:tc>
-      </w:tr>
-      <w:tr>
-        <w:tblPrEx>
-          <w:tblBorders>
-            <w:top w:val="none" w:color="auto" w:sz="0" w:space="0"/>
-            <w:left w:val="none" w:color="auto" w:sz="0" w:space="0"/>
-            <w:bottom w:val="none" w:color="auto" w:sz="0" w:space="0"/>
-            <w:right w:val="none" w:color="auto" w:sz="0" w:space="0"/>
-            <w:insideH w:val="none" w:color="auto" w:sz="0" w:space="0"/>
-            <w:insideV w:val="none" w:color="auto" w:sz="0" w:space="0"/>
-          </w:tblBorders>
-          <w:shd w:val="clear" w:color="auto" w:fill="auto"/>
-          <w:tblCellMar>
-            <w:top w:w="15" w:type="dxa"/>
-            <w:left w:w="15" w:type="dxa"/>
-            <w:bottom w:w="15" w:type="dxa"/>
-            <w:right w:w="15" w:type="dxa"/>
-          </w:tblCellMar>
-        </w:tblPrEx>
-        <w:trPr>
-          <w:trHeight w:val="0" w:hRule="atLeast"/>
-          <w:jc w:val="center"/>
-        </w:trPr>
-        <w:tc>
-          <w:tcPr>
-            <w:tcW w:w="5929" w:type="dxa"/>
-            <w:tcBorders>
-              <w:top w:val="single" w:color="auto" w:sz="4" w:space="0"/>
-              <w:left w:val="single" w:color="auto" w:sz="12" w:space="0"/>
-              <w:bottom w:val="nil"/>
-              <w:right w:val="nil"/>
-            </w:tcBorders>
-            <w:shd w:val="clear" w:color="auto" w:fill="auto"/>
-            <w:noWrap w:val="0"/>
-            <w:tcMar>
-              <w:top w:w="150" w:type="dxa"/>
-              <w:left w:w="-1" w:type="dxa"/>
-              <w:bottom w:w="150" w:type="dxa"/>
-              <w:right w:w="240" w:type="dxa"/>
-            </w:tcMar>
-            <w:vAlign w:val="center"/>
-          </w:tcPr>
-          <w:p>
-            <w:pPr>
-              <w:keepNext w:val="0"/>
-              <w:keepLines w:val="0"/>
-              <w:widowControl/>
-              <w:suppressLineNumbers w:val="0"/>
-              <w:snapToGrid w:val="0"/>
-              <w:spacing w:line="240" w:lineRule="auto"/>
-              <w:ind w:left="0" w:leftChars="0" w:right="0" w:rightChars="0" w:firstLine="0" w:firstLineChars="0"/>
-              <w:jc w:val="center"/>
-              <w:rPr>
-                <w:rFonts w:hint="default" w:ascii="Segoe UI" w:hAnsi="Segoe UI" w:eastAsia="Segoe UI" w:cs="Segoe UI"/>
-                <w:i w:val="0"/>
-                <w:iCs w:val="0"/>
-                <w:caps w:val="0"/>
-                <w:color w:val="0F1115"/>
-                <w:spacing w:val="0"/>
-                <w:sz w:val="22"/>
-                <w:szCs w:val="22"/>
-              </w:rPr>
-            </w:pPr>
-            <w:r>
-              <w:rPr>
-                <w:rFonts w:hint="default" w:ascii="Segoe UI" w:hAnsi="Segoe UI" w:eastAsia="Segoe UI" w:cs="Segoe UI"/>
-                <w:i w:val="0"/>
-                <w:iCs w:val="0"/>
-                <w:caps w:val="0"/>
-                <w:snapToGrid w:val="0"/>
-                <w:color w:val="000000"/>
-                <w:spacing w:val="0"/>
-                <w:kern w:val="0"/>
-                <w:sz w:val="22"/>
-                <w:szCs w:val="22"/>
-                <w:lang w:val="en-US" w:eastAsia="zh-CN" w:bidi="ar"/>
-              </w:rPr>
-              <w:t>《应急预案》</w:t>
-            </w:r>
-          </w:p>
-        </w:tc>
-        <w:tc>
-          <w:tcPr>
-            <w:tcW w:w="2593" w:type="dxa"/>
-            <w:tcBorders>
-              <w:top w:val="single" w:color="auto" w:sz="4" w:space="0"/>
-              <w:left w:val="single" w:color="auto" w:sz="4" w:space="0"/>
-              <w:bottom w:val="nil"/>
-              <w:right w:val="single" w:color="auto" w:sz="12" w:space="0"/>
-            </w:tcBorders>
-            <w:shd w:val="clear" w:color="auto" w:fill="auto"/>
-            <w:noWrap w:val="0"/>
-            <w:tcMar>
-              <w:top w:w="150" w:type="dxa"/>
-              <w:left w:w="240" w:type="dxa"/>
-              <w:bottom w:w="150" w:type="dxa"/>
-              <w:right w:w="-1" w:type="dxa"/>
-            </w:tcMar>
-            <w:vAlign w:val="center"/>
-          </w:tcPr>
-          <w:p>
-            <w:pPr>
-              <w:keepNext w:val="0"/>
-              <w:keepLines w:val="0"/>
-              <w:widowControl/>
-              <w:suppressLineNumbers w:val="0"/>
-              <w:snapToGrid w:val="0"/>
-              <w:spacing w:line="240" w:lineRule="auto"/>
-              <w:ind w:left="0" w:leftChars="0" w:right="0" w:rightChars="0" w:firstLine="0" w:firstLineChars="0"/>
-              <w:jc w:val="left"/>
-              <w:rPr>
-                <w:rFonts w:hint="default" w:ascii="Segoe UI" w:hAnsi="Segoe UI" w:eastAsia="Segoe UI" w:cs="Segoe UI"/>
-                <w:i w:val="0"/>
-                <w:iCs w:val="0"/>
-                <w:caps w:val="0"/>
-                <w:color w:val="0F1115"/>
-                <w:spacing w:val="0"/>
-                <w:sz w:val="22"/>
-                <w:szCs w:val="22"/>
-              </w:rPr>
-            </w:pPr>
-            <w:r>
-              <w:rPr>
-                <w:rFonts w:hint="default" w:ascii="Segoe UI" w:hAnsi="Segoe UI" w:eastAsia="Segoe UI" w:cs="Segoe UI"/>
-                <w:i w:val="0"/>
-                <w:iCs w:val="0"/>
-                <w:caps w:val="0"/>
-                <w:snapToGrid w:val="0"/>
-                <w:color w:val="000000"/>
-                <w:spacing w:val="0"/>
-                <w:kern w:val="0"/>
-                <w:sz w:val="22"/>
-                <w:szCs w:val="22"/>
-                <w:lang w:val="en-US" w:eastAsia="zh-CN" w:bidi="ar"/>
-              </w:rPr>
-              <w:t>运维部</w:t>
-            </w:r>
-          </w:p>
-        </w:tc>
-      </w:tr>
-      <w:tr>
-        <w:tblPrEx>
-          <w:tblBorders>
-            <w:top w:val="none" w:color="auto" w:sz="0" w:space="0"/>
-            <w:left w:val="none" w:color="auto" w:sz="0" w:space="0"/>
-            <w:bottom w:val="none" w:color="auto" w:sz="0" w:space="0"/>
-            <w:right w:val="none" w:color="auto" w:sz="0" w:space="0"/>
-            <w:insideH w:val="none" w:color="auto" w:sz="0" w:space="0"/>
-            <w:insideV w:val="none" w:color="auto" w:sz="0" w:space="0"/>
-          </w:tblBorders>
-          <w:shd w:val="clear" w:color="auto" w:fill="auto"/>
-          <w:tblCellMar>
-            <w:top w:w="15" w:type="dxa"/>
-            <w:left w:w="15" w:type="dxa"/>
-            <w:bottom w:w="15" w:type="dxa"/>
-            <w:right w:w="15" w:type="dxa"/>
-          </w:tblCellMar>
-        </w:tblPrEx>
-        <w:trPr>
-          <w:trHeight w:val="0" w:hRule="atLeast"/>
-          <w:jc w:val="center"/>
-        </w:trPr>
-        <w:tc>
-          <w:tcPr>
-            <w:tcW w:w="5929" w:type="dxa"/>
-            <w:tcBorders>
-              <w:top w:val="single" w:color="auto" w:sz="4" w:space="0"/>
-              <w:left w:val="single" w:color="auto" w:sz="12" w:space="0"/>
-              <w:bottom w:val="nil"/>
-              <w:right w:val="nil"/>
-            </w:tcBorders>
-            <w:shd w:val="clear" w:color="auto" w:fill="auto"/>
-            <w:noWrap w:val="0"/>
-            <w:tcMar>
-              <w:top w:w="150" w:type="dxa"/>
-              <w:left w:w="-1" w:type="dxa"/>
-              <w:bottom w:w="150" w:type="dxa"/>
-              <w:right w:w="240" w:type="dxa"/>
-            </w:tcMar>
-            <w:vAlign w:val="center"/>
-          </w:tcPr>
-          <w:p>
-            <w:pPr>
-              <w:keepNext w:val="0"/>
-              <w:keepLines w:val="0"/>
-              <w:widowControl/>
-              <w:suppressLineNumbers w:val="0"/>
-              <w:snapToGrid w:val="0"/>
-              <w:spacing w:line="240" w:lineRule="auto"/>
-              <w:ind w:left="0" w:leftChars="0" w:right="0" w:rightChars="0" w:firstLine="0" w:firstLineChars="0"/>
-              <w:jc w:val="center"/>
-              <w:rPr>
-                <w:rFonts w:hint="default" w:ascii="Segoe UI" w:hAnsi="Segoe UI" w:eastAsia="Segoe UI" w:cs="Segoe UI"/>
-                <w:i w:val="0"/>
-                <w:iCs w:val="0"/>
-                <w:caps w:val="0"/>
-                <w:color w:val="0F1115"/>
-                <w:spacing w:val="0"/>
-                <w:sz w:val="22"/>
-                <w:szCs w:val="22"/>
-              </w:rPr>
-            </w:pPr>
-            <w:r>
-              <w:rPr>
-                <w:rFonts w:hint="default" w:ascii="Segoe UI" w:hAnsi="Segoe UI" w:eastAsia="Segoe UI" w:cs="Segoe UI"/>
-                <w:i w:val="0"/>
-                <w:iCs w:val="0"/>
-                <w:caps w:val="0"/>
-                <w:snapToGrid w:val="0"/>
-                <w:color w:val="000000"/>
-                <w:spacing w:val="0"/>
-                <w:kern w:val="0"/>
-                <w:sz w:val="22"/>
-                <w:szCs w:val="22"/>
-                <w:lang w:val="en-US" w:eastAsia="zh-CN" w:bidi="ar"/>
-              </w:rPr>
-              <w:t>《应急演练计划》</w:t>
-            </w:r>
-          </w:p>
-        </w:tc>
-        <w:tc>
-          <w:tcPr>
-            <w:tcW w:w="2593" w:type="dxa"/>
-            <w:tcBorders>
-              <w:top w:val="single" w:color="auto" w:sz="4" w:space="0"/>
-              <w:left w:val="single" w:color="auto" w:sz="4" w:space="0"/>
-              <w:bottom w:val="nil"/>
-              <w:right w:val="single" w:color="auto" w:sz="12" w:space="0"/>
-            </w:tcBorders>
-            <w:shd w:val="clear" w:color="auto" w:fill="auto"/>
-            <w:noWrap w:val="0"/>
-            <w:tcMar>
-              <w:top w:w="150" w:type="dxa"/>
-              <w:left w:w="240" w:type="dxa"/>
-              <w:bottom w:w="150" w:type="dxa"/>
-              <w:right w:w="-1" w:type="dxa"/>
-            </w:tcMar>
-            <w:vAlign w:val="center"/>
-          </w:tcPr>
-          <w:p>
-            <w:pPr>
-              <w:keepNext w:val="0"/>
-              <w:keepLines w:val="0"/>
-              <w:widowControl/>
-              <w:suppressLineNumbers w:val="0"/>
-              <w:snapToGrid w:val="0"/>
-              <w:spacing w:line="240" w:lineRule="auto"/>
-              <w:ind w:left="0" w:leftChars="0" w:right="0" w:rightChars="0" w:firstLine="0" w:firstLineChars="0"/>
-              <w:jc w:val="left"/>
-              <w:rPr>
-                <w:rFonts w:hint="default" w:ascii="Segoe UI" w:hAnsi="Segoe UI" w:eastAsia="Segoe UI" w:cs="Segoe UI"/>
-                <w:i w:val="0"/>
-                <w:iCs w:val="0"/>
-                <w:caps w:val="0"/>
-                <w:color w:val="0F1115"/>
-                <w:spacing w:val="0"/>
-                <w:sz w:val="22"/>
-                <w:szCs w:val="22"/>
-              </w:rPr>
-            </w:pPr>
-            <w:r>
-              <w:rPr>
-                <w:rFonts w:hint="default" w:ascii="Segoe UI" w:hAnsi="Segoe UI" w:eastAsia="Segoe UI" w:cs="Segoe UI"/>
-                <w:i w:val="0"/>
-                <w:iCs w:val="0"/>
-                <w:caps w:val="0"/>
-                <w:snapToGrid w:val="0"/>
-                <w:color w:val="000000"/>
-                <w:spacing w:val="0"/>
-                <w:kern w:val="0"/>
-                <w:sz w:val="22"/>
-                <w:szCs w:val="22"/>
-                <w:lang w:val="en-US" w:eastAsia="zh-CN" w:bidi="ar"/>
-              </w:rPr>
-              <w:t>运维部</w:t>
-            </w:r>
-          </w:p>
-        </w:tc>
-      </w:tr>
-      <w:tr>
-        <w:tblPrEx>
-          <w:tblBorders>
-            <w:top w:val="none" w:color="auto" w:sz="0" w:space="0"/>
-            <w:left w:val="none" w:color="auto" w:sz="0" w:space="0"/>
-            <w:bottom w:val="none" w:color="auto" w:sz="0" w:space="0"/>
-            <w:right w:val="none" w:color="auto" w:sz="0" w:space="0"/>
-            <w:insideH w:val="none" w:color="auto" w:sz="0" w:space="0"/>
-            <w:insideV w:val="none" w:color="auto" w:sz="0" w:space="0"/>
-          </w:tblBorders>
-          <w:shd w:val="clear" w:color="auto" w:fill="auto"/>
-          <w:tblCellMar>
-            <w:top w:w="15" w:type="dxa"/>
-            <w:left w:w="15" w:type="dxa"/>
-            <w:bottom w:w="15" w:type="dxa"/>
-            <w:right w:w="15" w:type="dxa"/>
-          </w:tblCellMar>
-        </w:tblPrEx>
-        <w:trPr>
-          <w:trHeight w:val="0" w:hRule="atLeast"/>
-          <w:jc w:val="center"/>
-        </w:trPr>
-        <w:tc>
-          <w:tcPr>
-            <w:tcW w:w="5929" w:type="dxa"/>
-            <w:tcBorders>
-              <w:top w:val="single" w:color="auto" w:sz="4" w:space="0"/>
-              <w:left w:val="single" w:color="auto" w:sz="12" w:space="0"/>
-              <w:bottom w:val="nil"/>
-              <w:right w:val="nil"/>
-            </w:tcBorders>
-            <w:shd w:val="clear" w:color="auto" w:fill="auto"/>
-            <w:noWrap w:val="0"/>
-            <w:tcMar>
-              <w:top w:w="150" w:type="dxa"/>
-              <w:left w:w="-1" w:type="dxa"/>
-              <w:bottom w:w="150" w:type="dxa"/>
-              <w:right w:w="240" w:type="dxa"/>
-            </w:tcMar>
-            <w:vAlign w:val="center"/>
-          </w:tcPr>
-          <w:p>
-            <w:pPr>
-              <w:keepNext w:val="0"/>
-              <w:keepLines w:val="0"/>
-              <w:widowControl/>
-              <w:suppressLineNumbers w:val="0"/>
-              <w:snapToGrid w:val="0"/>
-              <w:spacing w:line="240" w:lineRule="auto"/>
-              <w:ind w:left="0" w:leftChars="0" w:right="0" w:rightChars="0" w:firstLine="0" w:firstLineChars="0"/>
-              <w:jc w:val="center"/>
-              <w:rPr>
-                <w:rFonts w:hint="default" w:ascii="Segoe UI" w:hAnsi="Segoe UI" w:eastAsia="Segoe UI" w:cs="Segoe UI"/>
-                <w:i w:val="0"/>
-                <w:iCs w:val="0"/>
-                <w:caps w:val="0"/>
-                <w:color w:val="0F1115"/>
-                <w:spacing w:val="0"/>
-                <w:sz w:val="22"/>
-                <w:szCs w:val="22"/>
-              </w:rPr>
-            </w:pPr>
-            <w:r>
-              <w:rPr>
-                <w:rFonts w:hint="default" w:ascii="Segoe UI" w:hAnsi="Segoe UI" w:eastAsia="Segoe UI" w:cs="Segoe UI"/>
-                <w:i w:val="0"/>
-                <w:iCs w:val="0"/>
-                <w:caps w:val="0"/>
-                <w:snapToGrid w:val="0"/>
-                <w:color w:val="000000"/>
-                <w:spacing w:val="0"/>
-                <w:kern w:val="0"/>
-                <w:sz w:val="22"/>
-                <w:szCs w:val="22"/>
-                <w:lang w:val="en-US" w:eastAsia="zh-CN" w:bidi="ar"/>
-              </w:rPr>
-              <w:t>《应急演练报告》</w:t>
             </w:r>
           </w:p>
         </w:tc>
@@ -27362,6 +26663,558 @@
                 <w:szCs w:val="22"/>
                 <w:lang w:val="en-US" w:eastAsia="zh-CN" w:bidi="ar"/>
               </w:rPr>
+              <w:t>《风险评估报告》</w:t>
+            </w:r>
+          </w:p>
+        </w:tc>
+        <w:tc>
+          <w:tcPr>
+            <w:tcW w:w="2593" w:type="dxa"/>
+            <w:tcBorders>
+              <w:top w:val="single" w:color="auto" w:sz="4" w:space="0"/>
+              <w:left w:val="single" w:color="auto" w:sz="4" w:space="0"/>
+              <w:bottom w:val="nil"/>
+              <w:right w:val="single" w:color="auto" w:sz="12" w:space="0"/>
+            </w:tcBorders>
+            <w:shd w:val="clear" w:color="auto" w:fill="auto"/>
+            <w:noWrap w:val="0"/>
+            <w:tcMar>
+              <w:top w:w="150" w:type="dxa"/>
+              <w:left w:w="240" w:type="dxa"/>
+              <w:bottom w:w="150" w:type="dxa"/>
+              <w:right w:w="-1" w:type="dxa"/>
+            </w:tcMar>
+            <w:vAlign w:val="center"/>
+          </w:tcPr>
+          <w:p>
+            <w:pPr>
+              <w:keepNext w:val="0"/>
+              <w:keepLines w:val="0"/>
+              <w:widowControl/>
+              <w:suppressLineNumbers w:val="0"/>
+              <w:snapToGrid w:val="0"/>
+              <w:spacing w:line="240" w:lineRule="auto"/>
+              <w:ind w:left="0" w:leftChars="0" w:right="0" w:rightChars="0" w:firstLine="0" w:firstLineChars="0"/>
+              <w:jc w:val="left"/>
+              <w:rPr>
+                <w:rFonts w:hint="default" w:ascii="Segoe UI" w:hAnsi="Segoe UI" w:eastAsia="Segoe UI" w:cs="Segoe UI"/>
+                <w:i w:val="0"/>
+                <w:iCs w:val="0"/>
+                <w:caps w:val="0"/>
+                <w:color w:val="0F1115"/>
+                <w:spacing w:val="0"/>
+                <w:sz w:val="22"/>
+                <w:szCs w:val="22"/>
+              </w:rPr>
+            </w:pPr>
+            <w:r>
+              <w:rPr>
+                <w:rFonts w:hint="default" w:ascii="Segoe UI" w:hAnsi="Segoe UI" w:eastAsia="Segoe UI" w:cs="Segoe UI"/>
+                <w:i w:val="0"/>
+                <w:iCs w:val="0"/>
+                <w:caps w:val="0"/>
+                <w:snapToGrid w:val="0"/>
+                <w:color w:val="000000"/>
+                <w:spacing w:val="0"/>
+                <w:kern w:val="0"/>
+                <w:sz w:val="22"/>
+                <w:szCs w:val="22"/>
+                <w:lang w:val="en-US" w:eastAsia="zh-CN" w:bidi="ar"/>
+              </w:rPr>
+              <w:t>运维部</w:t>
+            </w:r>
+          </w:p>
+        </w:tc>
+      </w:tr>
+      <w:tr>
+        <w:tblPrEx>
+          <w:tblBorders>
+            <w:top w:val="none" w:color="auto" w:sz="0" w:space="0"/>
+            <w:left w:val="none" w:color="auto" w:sz="0" w:space="0"/>
+            <w:bottom w:val="none" w:color="auto" w:sz="0" w:space="0"/>
+            <w:right w:val="none" w:color="auto" w:sz="0" w:space="0"/>
+            <w:insideH w:val="none" w:color="auto" w:sz="0" w:space="0"/>
+            <w:insideV w:val="none" w:color="auto" w:sz="0" w:space="0"/>
+          </w:tblBorders>
+          <w:tblCellMar>
+            <w:top w:w="15" w:type="dxa"/>
+            <w:left w:w="15" w:type="dxa"/>
+            <w:bottom w:w="15" w:type="dxa"/>
+            <w:right w:w="15" w:type="dxa"/>
+          </w:tblCellMar>
+        </w:tblPrEx>
+        <w:trPr>
+          <w:trHeight w:val="0" w:hRule="atLeast"/>
+          <w:jc w:val="center"/>
+        </w:trPr>
+        <w:tc>
+          <w:tcPr>
+            <w:tcW w:w="5929" w:type="dxa"/>
+            <w:tcBorders>
+              <w:top w:val="single" w:color="auto" w:sz="4" w:space="0"/>
+              <w:left w:val="single" w:color="auto" w:sz="12" w:space="0"/>
+              <w:bottom w:val="nil"/>
+              <w:right w:val="nil"/>
+            </w:tcBorders>
+            <w:shd w:val="clear" w:color="auto" w:fill="auto"/>
+            <w:noWrap w:val="0"/>
+            <w:tcMar>
+              <w:top w:w="150" w:type="dxa"/>
+              <w:left w:w="-1" w:type="dxa"/>
+              <w:bottom w:w="150" w:type="dxa"/>
+              <w:right w:w="240" w:type="dxa"/>
+            </w:tcMar>
+            <w:vAlign w:val="center"/>
+          </w:tcPr>
+          <w:p>
+            <w:pPr>
+              <w:keepNext w:val="0"/>
+              <w:keepLines w:val="0"/>
+              <w:widowControl/>
+              <w:suppressLineNumbers w:val="0"/>
+              <w:snapToGrid w:val="0"/>
+              <w:spacing w:line="240" w:lineRule="auto"/>
+              <w:ind w:left="0" w:leftChars="0" w:right="0" w:rightChars="0" w:firstLine="0" w:firstLineChars="0"/>
+              <w:jc w:val="center"/>
+              <w:rPr>
+                <w:rFonts w:hint="default" w:ascii="Segoe UI" w:hAnsi="Segoe UI" w:eastAsia="Segoe UI" w:cs="Segoe UI"/>
+                <w:i w:val="0"/>
+                <w:iCs w:val="0"/>
+                <w:caps w:val="0"/>
+                <w:color w:val="0F1115"/>
+                <w:spacing w:val="0"/>
+                <w:sz w:val="22"/>
+                <w:szCs w:val="22"/>
+              </w:rPr>
+            </w:pPr>
+            <w:r>
+              <w:rPr>
+                <w:rFonts w:hint="default" w:ascii="Segoe UI" w:hAnsi="Segoe UI" w:eastAsia="Segoe UI" w:cs="Segoe UI"/>
+                <w:i w:val="0"/>
+                <w:iCs w:val="0"/>
+                <w:caps w:val="0"/>
+                <w:snapToGrid w:val="0"/>
+                <w:color w:val="000000"/>
+                <w:spacing w:val="0"/>
+                <w:kern w:val="0"/>
+                <w:sz w:val="22"/>
+                <w:szCs w:val="22"/>
+                <w:lang w:val="en-US" w:eastAsia="zh-CN" w:bidi="ar"/>
+              </w:rPr>
+              <w:t>《应急预案》</w:t>
+            </w:r>
+          </w:p>
+        </w:tc>
+        <w:tc>
+          <w:tcPr>
+            <w:tcW w:w="2593" w:type="dxa"/>
+            <w:tcBorders>
+              <w:top w:val="single" w:color="auto" w:sz="4" w:space="0"/>
+              <w:left w:val="single" w:color="auto" w:sz="4" w:space="0"/>
+              <w:bottom w:val="nil"/>
+              <w:right w:val="single" w:color="auto" w:sz="12" w:space="0"/>
+            </w:tcBorders>
+            <w:shd w:val="clear" w:color="auto" w:fill="auto"/>
+            <w:noWrap w:val="0"/>
+            <w:tcMar>
+              <w:top w:w="150" w:type="dxa"/>
+              <w:left w:w="240" w:type="dxa"/>
+              <w:bottom w:w="150" w:type="dxa"/>
+              <w:right w:w="-1" w:type="dxa"/>
+            </w:tcMar>
+            <w:vAlign w:val="center"/>
+          </w:tcPr>
+          <w:p>
+            <w:pPr>
+              <w:keepNext w:val="0"/>
+              <w:keepLines w:val="0"/>
+              <w:widowControl/>
+              <w:suppressLineNumbers w:val="0"/>
+              <w:snapToGrid w:val="0"/>
+              <w:spacing w:line="240" w:lineRule="auto"/>
+              <w:ind w:left="0" w:leftChars="0" w:right="0" w:rightChars="0" w:firstLine="0" w:firstLineChars="0"/>
+              <w:jc w:val="left"/>
+              <w:rPr>
+                <w:rFonts w:hint="default" w:ascii="Segoe UI" w:hAnsi="Segoe UI" w:eastAsia="Segoe UI" w:cs="Segoe UI"/>
+                <w:i w:val="0"/>
+                <w:iCs w:val="0"/>
+                <w:caps w:val="0"/>
+                <w:color w:val="0F1115"/>
+                <w:spacing w:val="0"/>
+                <w:sz w:val="22"/>
+                <w:szCs w:val="22"/>
+              </w:rPr>
+            </w:pPr>
+            <w:r>
+              <w:rPr>
+                <w:rFonts w:hint="default" w:ascii="Segoe UI" w:hAnsi="Segoe UI" w:eastAsia="Segoe UI" w:cs="Segoe UI"/>
+                <w:i w:val="0"/>
+                <w:iCs w:val="0"/>
+                <w:caps w:val="0"/>
+                <w:snapToGrid w:val="0"/>
+                <w:color w:val="000000"/>
+                <w:spacing w:val="0"/>
+                <w:kern w:val="0"/>
+                <w:sz w:val="22"/>
+                <w:szCs w:val="22"/>
+                <w:lang w:val="en-US" w:eastAsia="zh-CN" w:bidi="ar"/>
+              </w:rPr>
+              <w:t>运维部</w:t>
+            </w:r>
+          </w:p>
+        </w:tc>
+      </w:tr>
+      <w:tr>
+        <w:tblPrEx>
+          <w:tblBorders>
+            <w:top w:val="none" w:color="auto" w:sz="0" w:space="0"/>
+            <w:left w:val="none" w:color="auto" w:sz="0" w:space="0"/>
+            <w:bottom w:val="none" w:color="auto" w:sz="0" w:space="0"/>
+            <w:right w:val="none" w:color="auto" w:sz="0" w:space="0"/>
+            <w:insideH w:val="none" w:color="auto" w:sz="0" w:space="0"/>
+            <w:insideV w:val="none" w:color="auto" w:sz="0" w:space="0"/>
+          </w:tblBorders>
+          <w:tblCellMar>
+            <w:top w:w="15" w:type="dxa"/>
+            <w:left w:w="15" w:type="dxa"/>
+            <w:bottom w:w="15" w:type="dxa"/>
+            <w:right w:w="15" w:type="dxa"/>
+          </w:tblCellMar>
+        </w:tblPrEx>
+        <w:trPr>
+          <w:trHeight w:val="0" w:hRule="atLeast"/>
+          <w:jc w:val="center"/>
+        </w:trPr>
+        <w:tc>
+          <w:tcPr>
+            <w:tcW w:w="5929" w:type="dxa"/>
+            <w:tcBorders>
+              <w:top w:val="single" w:color="auto" w:sz="4" w:space="0"/>
+              <w:left w:val="single" w:color="auto" w:sz="12" w:space="0"/>
+              <w:bottom w:val="nil"/>
+              <w:right w:val="nil"/>
+            </w:tcBorders>
+            <w:shd w:val="clear" w:color="auto" w:fill="auto"/>
+            <w:noWrap w:val="0"/>
+            <w:tcMar>
+              <w:top w:w="150" w:type="dxa"/>
+              <w:left w:w="-1" w:type="dxa"/>
+              <w:bottom w:w="150" w:type="dxa"/>
+              <w:right w:w="240" w:type="dxa"/>
+            </w:tcMar>
+            <w:vAlign w:val="center"/>
+          </w:tcPr>
+          <w:p>
+            <w:pPr>
+              <w:keepNext w:val="0"/>
+              <w:keepLines w:val="0"/>
+              <w:widowControl/>
+              <w:suppressLineNumbers w:val="0"/>
+              <w:snapToGrid w:val="0"/>
+              <w:spacing w:line="240" w:lineRule="auto"/>
+              <w:ind w:left="0" w:leftChars="0" w:right="0" w:rightChars="0" w:firstLine="0" w:firstLineChars="0"/>
+              <w:jc w:val="center"/>
+              <w:rPr>
+                <w:rFonts w:hint="default" w:ascii="Segoe UI" w:hAnsi="Segoe UI" w:eastAsia="Segoe UI" w:cs="Segoe UI"/>
+                <w:i w:val="0"/>
+                <w:iCs w:val="0"/>
+                <w:caps w:val="0"/>
+                <w:color w:val="0F1115"/>
+                <w:spacing w:val="0"/>
+                <w:sz w:val="22"/>
+                <w:szCs w:val="22"/>
+              </w:rPr>
+            </w:pPr>
+            <w:r>
+              <w:rPr>
+                <w:rFonts w:hint="default" w:ascii="Segoe UI" w:hAnsi="Segoe UI" w:eastAsia="Segoe UI" w:cs="Segoe UI"/>
+                <w:i w:val="0"/>
+                <w:iCs w:val="0"/>
+                <w:caps w:val="0"/>
+                <w:snapToGrid w:val="0"/>
+                <w:color w:val="000000"/>
+                <w:spacing w:val="0"/>
+                <w:kern w:val="0"/>
+                <w:sz w:val="22"/>
+                <w:szCs w:val="22"/>
+                <w:lang w:val="en-US" w:eastAsia="zh-CN" w:bidi="ar"/>
+              </w:rPr>
+              <w:t>《应急演练计划》</w:t>
+            </w:r>
+          </w:p>
+        </w:tc>
+        <w:tc>
+          <w:tcPr>
+            <w:tcW w:w="2593" w:type="dxa"/>
+            <w:tcBorders>
+              <w:top w:val="single" w:color="auto" w:sz="4" w:space="0"/>
+              <w:left w:val="single" w:color="auto" w:sz="4" w:space="0"/>
+              <w:bottom w:val="nil"/>
+              <w:right w:val="single" w:color="auto" w:sz="12" w:space="0"/>
+            </w:tcBorders>
+            <w:shd w:val="clear" w:color="auto" w:fill="auto"/>
+            <w:noWrap w:val="0"/>
+            <w:tcMar>
+              <w:top w:w="150" w:type="dxa"/>
+              <w:left w:w="240" w:type="dxa"/>
+              <w:bottom w:w="150" w:type="dxa"/>
+              <w:right w:w="-1" w:type="dxa"/>
+            </w:tcMar>
+            <w:vAlign w:val="center"/>
+          </w:tcPr>
+          <w:p>
+            <w:pPr>
+              <w:keepNext w:val="0"/>
+              <w:keepLines w:val="0"/>
+              <w:widowControl/>
+              <w:suppressLineNumbers w:val="0"/>
+              <w:snapToGrid w:val="0"/>
+              <w:spacing w:line="240" w:lineRule="auto"/>
+              <w:ind w:left="0" w:leftChars="0" w:right="0" w:rightChars="0" w:firstLine="0" w:firstLineChars="0"/>
+              <w:jc w:val="left"/>
+              <w:rPr>
+                <w:rFonts w:hint="default" w:ascii="Segoe UI" w:hAnsi="Segoe UI" w:eastAsia="Segoe UI" w:cs="Segoe UI"/>
+                <w:i w:val="0"/>
+                <w:iCs w:val="0"/>
+                <w:caps w:val="0"/>
+                <w:color w:val="0F1115"/>
+                <w:spacing w:val="0"/>
+                <w:sz w:val="22"/>
+                <w:szCs w:val="22"/>
+              </w:rPr>
+            </w:pPr>
+            <w:r>
+              <w:rPr>
+                <w:rFonts w:hint="default" w:ascii="Segoe UI" w:hAnsi="Segoe UI" w:eastAsia="Segoe UI" w:cs="Segoe UI"/>
+                <w:i w:val="0"/>
+                <w:iCs w:val="0"/>
+                <w:caps w:val="0"/>
+                <w:snapToGrid w:val="0"/>
+                <w:color w:val="000000"/>
+                <w:spacing w:val="0"/>
+                <w:kern w:val="0"/>
+                <w:sz w:val="22"/>
+                <w:szCs w:val="22"/>
+                <w:lang w:val="en-US" w:eastAsia="zh-CN" w:bidi="ar"/>
+              </w:rPr>
+              <w:t>运维部</w:t>
+            </w:r>
+          </w:p>
+        </w:tc>
+      </w:tr>
+      <w:tr>
+        <w:tblPrEx>
+          <w:tblBorders>
+            <w:top w:val="none" w:color="auto" w:sz="0" w:space="0"/>
+            <w:left w:val="none" w:color="auto" w:sz="0" w:space="0"/>
+            <w:bottom w:val="none" w:color="auto" w:sz="0" w:space="0"/>
+            <w:right w:val="none" w:color="auto" w:sz="0" w:space="0"/>
+            <w:insideH w:val="none" w:color="auto" w:sz="0" w:space="0"/>
+            <w:insideV w:val="none" w:color="auto" w:sz="0" w:space="0"/>
+          </w:tblBorders>
+          <w:tblCellMar>
+            <w:top w:w="15" w:type="dxa"/>
+            <w:left w:w="15" w:type="dxa"/>
+            <w:bottom w:w="15" w:type="dxa"/>
+            <w:right w:w="15" w:type="dxa"/>
+          </w:tblCellMar>
+        </w:tblPrEx>
+        <w:trPr>
+          <w:trHeight w:val="0" w:hRule="atLeast"/>
+          <w:jc w:val="center"/>
+        </w:trPr>
+        <w:tc>
+          <w:tcPr>
+            <w:tcW w:w="5929" w:type="dxa"/>
+            <w:tcBorders>
+              <w:top w:val="single" w:color="auto" w:sz="4" w:space="0"/>
+              <w:left w:val="single" w:color="auto" w:sz="12" w:space="0"/>
+              <w:bottom w:val="nil"/>
+              <w:right w:val="nil"/>
+            </w:tcBorders>
+            <w:shd w:val="clear" w:color="auto" w:fill="auto"/>
+            <w:noWrap w:val="0"/>
+            <w:tcMar>
+              <w:top w:w="150" w:type="dxa"/>
+              <w:left w:w="-1" w:type="dxa"/>
+              <w:bottom w:w="150" w:type="dxa"/>
+              <w:right w:w="240" w:type="dxa"/>
+            </w:tcMar>
+            <w:vAlign w:val="center"/>
+          </w:tcPr>
+          <w:p>
+            <w:pPr>
+              <w:keepNext w:val="0"/>
+              <w:keepLines w:val="0"/>
+              <w:widowControl/>
+              <w:suppressLineNumbers w:val="0"/>
+              <w:snapToGrid w:val="0"/>
+              <w:spacing w:line="240" w:lineRule="auto"/>
+              <w:ind w:left="0" w:leftChars="0" w:right="0" w:rightChars="0" w:firstLine="0" w:firstLineChars="0"/>
+              <w:jc w:val="center"/>
+              <w:rPr>
+                <w:rFonts w:hint="default" w:ascii="Segoe UI" w:hAnsi="Segoe UI" w:eastAsia="Segoe UI" w:cs="Segoe UI"/>
+                <w:i w:val="0"/>
+                <w:iCs w:val="0"/>
+                <w:caps w:val="0"/>
+                <w:color w:val="0F1115"/>
+                <w:spacing w:val="0"/>
+                <w:sz w:val="22"/>
+                <w:szCs w:val="22"/>
+              </w:rPr>
+            </w:pPr>
+            <w:r>
+              <w:rPr>
+                <w:rFonts w:hint="default" w:ascii="Segoe UI" w:hAnsi="Segoe UI" w:eastAsia="Segoe UI" w:cs="Segoe UI"/>
+                <w:i w:val="0"/>
+                <w:iCs w:val="0"/>
+                <w:caps w:val="0"/>
+                <w:snapToGrid w:val="0"/>
+                <w:color w:val="000000"/>
+                <w:spacing w:val="0"/>
+                <w:kern w:val="0"/>
+                <w:sz w:val="22"/>
+                <w:szCs w:val="22"/>
+                <w:lang w:val="en-US" w:eastAsia="zh-CN" w:bidi="ar"/>
+              </w:rPr>
+              <w:t>《应急演练报告》</w:t>
+            </w:r>
+          </w:p>
+        </w:tc>
+        <w:tc>
+          <w:tcPr>
+            <w:tcW w:w="2593" w:type="dxa"/>
+            <w:tcBorders>
+              <w:top w:val="single" w:color="auto" w:sz="4" w:space="0"/>
+              <w:left w:val="single" w:color="auto" w:sz="4" w:space="0"/>
+              <w:bottom w:val="nil"/>
+              <w:right w:val="single" w:color="auto" w:sz="12" w:space="0"/>
+            </w:tcBorders>
+            <w:shd w:val="clear" w:color="auto" w:fill="auto"/>
+            <w:noWrap w:val="0"/>
+            <w:tcMar>
+              <w:top w:w="150" w:type="dxa"/>
+              <w:left w:w="240" w:type="dxa"/>
+              <w:bottom w:w="150" w:type="dxa"/>
+              <w:right w:w="-1" w:type="dxa"/>
+            </w:tcMar>
+            <w:vAlign w:val="center"/>
+          </w:tcPr>
+          <w:p>
+            <w:pPr>
+              <w:keepNext w:val="0"/>
+              <w:keepLines w:val="0"/>
+              <w:widowControl/>
+              <w:suppressLineNumbers w:val="0"/>
+              <w:snapToGrid w:val="0"/>
+              <w:spacing w:line="240" w:lineRule="auto"/>
+              <w:ind w:left="0" w:leftChars="0" w:right="0" w:rightChars="0" w:firstLine="0" w:firstLineChars="0"/>
+              <w:jc w:val="left"/>
+              <w:rPr>
+                <w:rFonts w:hint="default" w:ascii="Segoe UI" w:hAnsi="Segoe UI" w:eastAsia="Segoe UI" w:cs="Segoe UI"/>
+                <w:i w:val="0"/>
+                <w:iCs w:val="0"/>
+                <w:caps w:val="0"/>
+                <w:color w:val="0F1115"/>
+                <w:spacing w:val="0"/>
+                <w:sz w:val="22"/>
+                <w:szCs w:val="22"/>
+              </w:rPr>
+            </w:pPr>
+            <w:r>
+              <w:rPr>
+                <w:rFonts w:hint="default" w:ascii="Segoe UI" w:hAnsi="Segoe UI" w:eastAsia="Segoe UI" w:cs="Segoe UI"/>
+                <w:i w:val="0"/>
+                <w:iCs w:val="0"/>
+                <w:caps w:val="0"/>
+                <w:snapToGrid w:val="0"/>
+                <w:color w:val="000000"/>
+                <w:spacing w:val="0"/>
+                <w:kern w:val="0"/>
+                <w:sz w:val="22"/>
+                <w:szCs w:val="22"/>
+                <w:lang w:val="en-US" w:eastAsia="zh-CN" w:bidi="ar"/>
+              </w:rPr>
+              <w:t>运维部</w:t>
+            </w:r>
+          </w:p>
+        </w:tc>
+      </w:tr>
+      <w:tr>
+        <w:tblPrEx>
+          <w:tblBorders>
+            <w:top w:val="none" w:color="auto" w:sz="0" w:space="0"/>
+            <w:left w:val="none" w:color="auto" w:sz="0" w:space="0"/>
+            <w:bottom w:val="none" w:color="auto" w:sz="0" w:space="0"/>
+            <w:right w:val="none" w:color="auto" w:sz="0" w:space="0"/>
+            <w:insideH w:val="none" w:color="auto" w:sz="0" w:space="0"/>
+            <w:insideV w:val="none" w:color="auto" w:sz="0" w:space="0"/>
+          </w:tblBorders>
+          <w:tblCellMar>
+            <w:top w:w="15" w:type="dxa"/>
+            <w:left w:w="15" w:type="dxa"/>
+            <w:bottom w:w="15" w:type="dxa"/>
+            <w:right w:w="15" w:type="dxa"/>
+          </w:tblCellMar>
+        </w:tblPrEx>
+        <w:trPr>
+          <w:trHeight w:val="0" w:hRule="atLeast"/>
+          <w:jc w:val="center"/>
+        </w:trPr>
+        <w:tc>
+          <w:tcPr>
+            <w:tcW w:w="5929" w:type="dxa"/>
+            <w:tcBorders>
+              <w:top w:val="single" w:color="auto" w:sz="4" w:space="0"/>
+              <w:left w:val="single" w:color="auto" w:sz="12" w:space="0"/>
+              <w:bottom w:val="nil"/>
+              <w:right w:val="nil"/>
+            </w:tcBorders>
+            <w:shd w:val="clear" w:color="auto" w:fill="auto"/>
+            <w:noWrap w:val="0"/>
+            <w:tcMar>
+              <w:top w:w="150" w:type="dxa"/>
+              <w:left w:w="-1" w:type="dxa"/>
+              <w:bottom w:w="150" w:type="dxa"/>
+              <w:right w:w="240" w:type="dxa"/>
+            </w:tcMar>
+            <w:vAlign w:val="center"/>
+          </w:tcPr>
+          <w:p>
+            <w:pPr>
+              <w:keepNext w:val="0"/>
+              <w:keepLines w:val="0"/>
+              <w:widowControl/>
+              <w:suppressLineNumbers w:val="0"/>
+              <w:snapToGrid w:val="0"/>
+              <w:spacing w:line="240" w:lineRule="auto"/>
+              <w:ind w:left="0" w:leftChars="0" w:right="0" w:rightChars="0" w:firstLine="0" w:firstLineChars="0"/>
+              <w:jc w:val="center"/>
+              <w:rPr>
+                <w:rFonts w:hint="default" w:ascii="Segoe UI" w:hAnsi="Segoe UI" w:eastAsia="Segoe UI" w:cs="Segoe UI"/>
+                <w:i w:val="0"/>
+                <w:iCs w:val="0"/>
+                <w:caps w:val="0"/>
+                <w:color w:val="0F1115"/>
+                <w:spacing w:val="0"/>
+                <w:sz w:val="22"/>
+                <w:szCs w:val="22"/>
+              </w:rPr>
+            </w:pPr>
+            <w:r>
+              <w:rPr>
+                <w:rFonts w:hint="default" w:ascii="Segoe UI" w:hAnsi="Segoe UI" w:eastAsia="Segoe UI" w:cs="Segoe UI"/>
+                <w:i w:val="0"/>
+                <w:iCs w:val="0"/>
+                <w:caps w:val="0"/>
+                <w:snapToGrid w:val="0"/>
+                <w:color w:val="000000"/>
+                <w:spacing w:val="0"/>
+                <w:kern w:val="0"/>
+                <w:sz w:val="22"/>
+                <w:szCs w:val="22"/>
+                <w:lang w:val="en-US" w:eastAsia="zh-CN" w:bidi="ar"/>
+              </w:rPr>
               <w:t>《可用性报告》</w:t>
             </w:r>
           </w:p>
@@ -27435,7 +27288,6 @@
             <w:insideH w:val="none" w:color="auto" w:sz="0" w:space="0"/>
             <w:insideV w:val="none" w:color="auto" w:sz="0" w:space="0"/>
           </w:tblBorders>
-          <w:shd w:val="clear" w:color="auto" w:fill="auto"/>
           <w:tblCellMar>
             <w:top w:w="15" w:type="dxa"/>
             <w:left w:w="15" w:type="dxa"/>
